--- a/docs/notes/sexsel.docx
+++ b/docs/notes/sexsel.docx
@@ -7,19 +7,7 @@
         <w:pStyle w:val="Title"/>
       </w:pPr>
       <w:r>
-        <w:t xml:space="preserve">parasite-mediated</w:t>
-      </w:r>
-      <w:r>
-        <w:t xml:space="preserve"> </w:t>
-      </w:r>
-      <w:r>
-        <w:t xml:space="preserve">sexual</w:t>
-      </w:r>
-      <w:r>
-        <w:t xml:space="preserve"> </w:t>
-      </w:r>
-      <w:r>
-        <w:t xml:space="preserve">selection</w:t>
+        <w:t xml:space="preserve">parasite-mediated sexual selection</w:t>
       </w:r>
     </w:p>
     <w:p>
@@ -27,19 +15,7 @@
         <w:pStyle w:val="Date"/>
       </w:pPr>
       <w:r>
-        <w:t xml:space="preserve">2</w:t>
-      </w:r>
-      <w:r>
-        <w:t xml:space="preserve"> </w:t>
-      </w:r>
-      <w:r>
-        <w:t xml:space="preserve">April</w:t>
-      </w:r>
-      <w:r>
-        <w:t xml:space="preserve"> </w:t>
-      </w:r>
-      <w:r>
-        <w:t xml:space="preserve">2023</w:t>
+        <w:t xml:space="preserve">2 April 2023</w:t>
       </w:r>
     </w:p>
     <w:p>
@@ -57,8 +33,8 @@
       </w:r>
       <w:r>
         <w:rPr>
+          <w:b/>
           <w:bCs/>
-          <w:b/>
         </w:rPr>
         <w:t xml:space="preserve">secondary sexual characteristics</w:t>
       </w:r>
@@ -132,13 +108,7 @@
         <w:t xml:space="preserve"> </w:t>
       </w:r>
       <w:r>
-        <w:t xml:space="preserve">“</w:t>
-      </w:r>
-      <w:r>
-        <w:t xml:space="preserve">runaway</w:t>
-      </w:r>
-      <w:r>
-        <w:t xml:space="preserve">”</w:t>
+        <w:t xml:space="preserve">“runaway”</w:t>
       </w:r>
       <w:r>
         <w:t xml:space="preserve"> </w:t>
@@ -147,13 +117,7 @@
         <w:t xml:space="preserve">model (</w:t>
       </w:r>
       <w:r>
-        <w:t xml:space="preserve">“</w:t>
-      </w:r>
-      <w:r>
-        <w:t xml:space="preserve">sexy son</w:t>
-      </w:r>
-      <w:r>
-        <w:t xml:space="preserve">”</w:t>
+        <w:t xml:space="preserve">“sexy son”</w:t>
       </w:r>
       <w:r>
         <w:t xml:space="preserve">)</w:t>
@@ -161,118 +125,118 @@
     </w:p>
     <w:p>
       <w:pPr>
+        <w:pStyle w:val="Compact"/>
         <w:numPr>
           <w:ilvl w:val="0"/>
           <w:numId w:val="1001"/>
         </w:numPr>
+      </w:pPr>
+      <w:r>
+        <w:t xml:space="preserve">trait initially advantageous</w:t>
+      </w:r>
+    </w:p>
+    <w:p>
+      <w:pPr>
         <w:pStyle w:val="Compact"/>
-      </w:pPr>
-      <w:r>
-        <w:t xml:space="preserve">trait initially advantageous</w:t>
-      </w:r>
-    </w:p>
-    <w:p>
-      <w:pPr>
         <w:numPr>
           <w:ilvl w:val="0"/>
           <w:numId w:val="1001"/>
         </w:numPr>
+      </w:pPr>
+      <w:r>
+        <w:t xml:space="preserve">preference and trait become genetically correlated</w:t>
+      </w:r>
+      <w:r>
+        <w:t xml:space="preserve"> </w:t>
+      </w:r>
+      <w:r>
+        <w:t xml:space="preserve">(trait expressed in males, preference in females)</w:t>
+      </w:r>
+    </w:p>
+    <w:p>
+      <w:pPr>
         <w:pStyle w:val="Compact"/>
-      </w:pPr>
-      <w:r>
-        <w:t xml:space="preserve">preference and trait become genetically correlated</w:t>
-      </w:r>
-      <w:r>
-        <w:t xml:space="preserve"> </w:t>
-      </w:r>
-      <w:r>
-        <w:t xml:space="preserve">(trait expressed in males, preference in females)</w:t>
-      </w:r>
-    </w:p>
-    <w:p>
-      <w:pPr>
         <w:numPr>
           <w:ilvl w:val="0"/>
           <w:numId w:val="1001"/>
         </w:numPr>
+      </w:pPr>
+      <w:r>
+        <w:rPr>
+          <w:i/>
+          <w:iCs/>
+        </w:rPr>
+        <w:t xml:space="preserve">Requirements</w:t>
+      </w:r>
+      <w:r>
+        <w:t xml:space="preserve">: heritability of trait and preference.</w:t>
+      </w:r>
+      <w:r>
+        <w:t xml:space="preserve"> </w:t>
+      </w:r>
+      <w:r>
+        <w:t xml:space="preserve">trait not too expensive (no requirement that the</w:t>
+      </w:r>
+      <w:r>
+        <w:t xml:space="preserve"> </w:t>
+      </w:r>
+      <w:r>
+        <w:t xml:space="preserve">trait should be expensive)</w:t>
+      </w:r>
+    </w:p>
+    <w:p>
+      <w:pPr>
         <w:pStyle w:val="Compact"/>
-      </w:pPr>
-      <w:r>
-        <w:rPr>
-          <w:iCs/>
-          <w:i/>
-        </w:rPr>
-        <w:t xml:space="preserve">Requirements</w:t>
-      </w:r>
-      <w:r>
-        <w:t xml:space="preserve">: heritability of trait and preference.</w:t>
-      </w:r>
-      <w:r>
-        <w:t xml:space="preserve"> </w:t>
-      </w:r>
-      <w:r>
-        <w:t xml:space="preserve">trait not too expensive (no requirement that the</w:t>
-      </w:r>
-      <w:r>
-        <w:t xml:space="preserve"> </w:t>
-      </w:r>
-      <w:r>
-        <w:t xml:space="preserve">trait should be expensive)</w:t>
-      </w:r>
-    </w:p>
-    <w:p>
-      <w:pPr>
         <w:numPr>
           <w:ilvl w:val="0"/>
           <w:numId w:val="1001"/>
         </w:numPr>
+      </w:pPr>
+      <w:r>
+        <w:rPr>
+          <w:i/>
+          <w:iCs/>
+        </w:rPr>
+        <w:t xml:space="preserve">Tests/predictions:</w:t>
+      </w:r>
+    </w:p>
+    <w:p>
+      <w:pPr>
         <w:pStyle w:val="Compact"/>
-      </w:pPr>
-      <w:r>
-        <w:rPr>
-          <w:iCs/>
-          <w:i/>
-        </w:rPr>
-        <w:t xml:space="preserve">Tests/predictions:</w:t>
-      </w:r>
-    </w:p>
-    <w:p>
-      <w:pPr>
         <w:numPr>
           <w:ilvl w:val="1"/>
           <w:numId w:val="1002"/>
         </w:numPr>
+      </w:pPr>
+      <w:r>
+        <w:t xml:space="preserve">negative or zero correlation between male quality and trait</w:t>
+      </w:r>
+    </w:p>
+    <w:p>
+      <w:pPr>
         <w:pStyle w:val="Compact"/>
-      </w:pPr>
-      <w:r>
-        <w:t xml:space="preserve">negative or zero correlation between male quality and trait</w:t>
-      </w:r>
-    </w:p>
-    <w:p>
-      <w:pPr>
         <w:numPr>
           <w:ilvl w:val="1"/>
           <w:numId w:val="1002"/>
         </w:numPr>
+      </w:pPr>
+      <w:r>
+        <w:t xml:space="preserve">genetic correlation between trait and preference (Houde and</w:t>
+      </w:r>
+      <w:r>
+        <w:t xml:space="preserve"> </w:t>
+      </w:r>
+      <w:r>
+        <w:t xml:space="preserve">Endler compared guppy populations in different streams)</w:t>
+      </w:r>
+    </w:p>
+    <w:p>
+      <w:pPr>
         <w:pStyle w:val="Compact"/>
-      </w:pPr>
-      <w:r>
-        <w:t xml:space="preserve">genetic correlation between trait and preference (Houde and</w:t>
-      </w:r>
-      <w:r>
-        <w:t xml:space="preserve"> </w:t>
-      </w:r>
-      <w:r>
-        <w:t xml:space="preserve">Endler compared guppy populations in different streams)</w:t>
-      </w:r>
-    </w:p>
-    <w:p>
-      <w:pPr>
         <w:numPr>
           <w:ilvl w:val="1"/>
           <w:numId w:val="1002"/>
         </w:numPr>
-        <w:pStyle w:val="Compact"/>
       </w:pPr>
       <w:r>
         <w:t xml:space="preserve">high variability among populations in ornaments?</w:t>
@@ -291,13 +255,7 @@
         <w:t xml:space="preserve"> </w:t>
       </w:r>
       <w:r>
-        <w:t xml:space="preserve">“</w:t>
-      </w:r>
-      <w:r>
-        <w:t xml:space="preserve">handicap</w:t>
-      </w:r>
-      <w:r>
-        <w:t xml:space="preserve">”</w:t>
+        <w:t xml:space="preserve">“handicap”</w:t>
       </w:r>
       <w:r>
         <w:t xml:space="preserve"> </w:t>
@@ -318,52 +276,52 @@
       </w:r>
       <w:r>
         <w:rPr>
+          <w:b/>
           <w:bCs/>
+        </w:rPr>
+        <w:t xml:space="preserve">handicap principle</w:t>
+      </w:r>
+      <w:r>
+        <w:t xml:space="preserve"> </w:t>
+      </w:r>
+      <w:r>
+        <w:t xml:space="preserve">says that</w:t>
+      </w:r>
+      <w:r>
+        <w:t xml:space="preserve"> </w:t>
+      </w:r>
+      <w:r>
+        <w:t xml:space="preserve">traits are not chosen despite their being costly, but</w:t>
+      </w:r>
+      <w:r>
+        <w:t xml:space="preserve"> </w:t>
+      </w:r>
+      <w:r>
+        <w:rPr>
+          <w:i/>
+          <w:iCs/>
+        </w:rPr>
+        <w:t xml:space="preserve">because</w:t>
+      </w:r>
+      <w:r>
+        <w:t xml:space="preserve"> </w:t>
+      </w:r>
+      <w:r>
+        <w:t xml:space="preserve">they are</w:t>
+      </w:r>
+      <w:r>
+        <w:t xml:space="preserve"> </w:t>
+      </w:r>
+      <w:r>
+        <w:t xml:space="preserve">costly.</w:t>
+      </w:r>
+      <w:r>
+        <w:t xml:space="preserve"> </w:t>
+      </w:r>
+      <w:r>
+        <w:rPr>
           <w:b/>
-        </w:rPr>
-        <w:t xml:space="preserve">handicap principle</w:t>
-      </w:r>
-      <w:r>
-        <w:t xml:space="preserve"> </w:t>
-      </w:r>
-      <w:r>
-        <w:t xml:space="preserve">says that</w:t>
-      </w:r>
-      <w:r>
-        <w:t xml:space="preserve"> </w:t>
-      </w:r>
-      <w:r>
-        <w:t xml:space="preserve">traits are not chosen despite their being costly, but</w:t>
-      </w:r>
-      <w:r>
-        <w:t xml:space="preserve"> </w:t>
-      </w:r>
-      <w:r>
-        <w:rPr>
-          <w:iCs/>
-          <w:i/>
-        </w:rPr>
-        <w:t xml:space="preserve">because</w:t>
-      </w:r>
-      <w:r>
-        <w:t xml:space="preserve"> </w:t>
-      </w:r>
-      <w:r>
-        <w:t xml:space="preserve">they are</w:t>
-      </w:r>
-      <w:r>
-        <w:t xml:space="preserve"> </w:t>
-      </w:r>
-      <w:r>
-        <w:t xml:space="preserve">costly.</w:t>
-      </w:r>
-      <w:r>
-        <w:t xml:space="preserve"> </w:t>
-      </w:r>
-      <w:r>
-        <w:rPr>
           <w:bCs/>
-          <w:b/>
         </w:rPr>
         <w:t xml:space="preserve">Good genes</w:t>
       </w:r>
@@ -388,61 +346,55 @@
     </w:p>
     <w:p>
       <w:pPr>
+        <w:pStyle w:val="Compact"/>
         <w:numPr>
           <w:ilvl w:val="0"/>
           <w:numId w:val="1003"/>
         </w:numPr>
+      </w:pPr>
+      <w:r>
+        <w:rPr>
+          <w:b/>
+          <w:bCs/>
+        </w:rPr>
+        <w:t xml:space="preserve">revealing traits</w:t>
+      </w:r>
+      <w:r>
+        <w:t xml:space="preserve">: indicate male condition/quality</w:t>
+      </w:r>
+    </w:p>
+    <w:p>
+      <w:pPr>
         <w:pStyle w:val="Compact"/>
-      </w:pPr>
-      <w:r>
-        <w:rPr>
-          <w:bCs/>
-          <w:b/>
-        </w:rPr>
-        <w:t xml:space="preserve">revealing traits</w:t>
-      </w:r>
-      <w:r>
-        <w:t xml:space="preserve">: indicate male condition/quality</w:t>
-      </w:r>
-    </w:p>
-    <w:p>
-      <w:pPr>
         <w:numPr>
           <w:ilvl w:val="0"/>
           <w:numId w:val="1003"/>
         </w:numPr>
+      </w:pPr>
+      <w:r>
+        <w:rPr>
+          <w:b/>
+          <w:bCs/>
+        </w:rPr>
+        <w:t xml:space="preserve">conditional traits</w:t>
+      </w:r>
+      <w:r>
+        <w:t xml:space="preserve">: only expressed by high-quality males</w:t>
+      </w:r>
+    </w:p>
+    <w:p>
+      <w:pPr>
         <w:pStyle w:val="Compact"/>
-      </w:pPr>
-      <w:r>
-        <w:rPr>
-          <w:bCs/>
-          <w:b/>
-        </w:rPr>
-        <w:t xml:space="preserve">conditional traits</w:t>
-      </w:r>
-      <w:r>
-        <w:t xml:space="preserve">: only expressed by high-quality males</w:t>
-      </w:r>
-    </w:p>
-    <w:p>
-      <w:pPr>
         <w:numPr>
           <w:ilvl w:val="0"/>
           <w:numId w:val="1003"/>
         </w:numPr>
-        <w:pStyle w:val="Compact"/>
       </w:pPr>
       <w:r>
         <w:t xml:space="preserve">viability (</w:t>
       </w:r>
       <w:r>
-        <w:t xml:space="preserve">“</w:t>
-      </w:r>
-      <w:r>
-        <w:t xml:space="preserve">Zahavi</w:t>
-      </w:r>
-      <w:r>
-        <w:t xml:space="preserve">”</w:t>
+        <w:t xml:space="preserve">“Zahavi”</w:t>
       </w:r>
       <w:r>
         <w:t xml:space="preserve">) traits: expressed by everyone, but</w:t>
@@ -484,13 +436,7 @@
         <w:t xml:space="preserve"> </w:t>
       </w:r>
       <w:r>
-        <w:t xml:space="preserve">“</w:t>
-      </w:r>
-      <w:r>
-        <w:t xml:space="preserve">goodness</w:t>
-      </w:r>
-      <w:r>
-        <w:t xml:space="preserve">”</w:t>
+        <w:t xml:space="preserve">“goodness”</w:t>
       </w:r>
       <w:r>
         <w:t xml:space="preserve">? Under normal conditions (directional selection), one</w:t>
@@ -524,8 +470,8 @@
       </w:r>
       <w:r>
         <w:rPr>
+          <w:i/>
           <w:iCs/>
-          <w:i/>
         </w:rPr>
         <w:t xml:space="preserve">mutation-selection balance</w:t>
       </w:r>
@@ -542,13 +488,7 @@
         <w:t xml:space="preserve"> </w:t>
       </w:r>
       <w:r>
-        <w:t xml:space="preserve">“</w:t>
-      </w:r>
-      <w:r>
-        <w:t xml:space="preserve">good</w:t>
-      </w:r>
-      <w:r>
-        <w:t xml:space="preserve">”</w:t>
+        <w:t xml:space="preserve">“good”</w:t>
       </w:r>
       <w:r>
         <w:t xml:space="preserve">.</w:t>
@@ -595,13 +535,7 @@
         <w:t xml:space="preserve"> </w:t>
       </w:r>
       <w:r>
-        <w:t xml:space="preserve">‘</w:t>
-      </w:r>
-      <w:r>
-        <w:t xml:space="preserve">good-genes</w:t>
-      </w:r>
-      <w:r>
-        <w:t xml:space="preserve">’</w:t>
+        <w:t xml:space="preserve">‘good-genes’</w:t>
       </w:r>
       <w:r>
         <w:t xml:space="preserve"> </w:t>
@@ -616,8 +550,8 @@
       </w:pPr>
       <w:r>
         <w:rPr>
+          <w:b/>
           <w:bCs/>
-          <w:b/>
         </w:rPr>
         <w:t xml:space="preserve">requirements</w:t>
       </w:r>
@@ -639,96 +573,96 @@
     </w:p>
     <w:p>
       <w:pPr>
+        <w:pStyle w:val="Compact"/>
         <w:numPr>
           <w:ilvl w:val="0"/>
           <w:numId w:val="1004"/>
         </w:numPr>
+      </w:pPr>
+      <w:r>
+        <w:t xml:space="preserve">females prefer resistant (showy) males</w:t>
+      </w:r>
+      <w:r>
+        <w:t xml:space="preserve"> </w:t>
+      </w:r>
+      <w:r>
+        <w:t xml:space="preserve">(also required by Fisher)</w:t>
+      </w:r>
+    </w:p>
+    <w:p>
+      <w:pPr>
         <w:pStyle w:val="Compact"/>
-      </w:pPr>
-      <w:r>
-        <w:t xml:space="preserve">females prefer resistant (showy) males</w:t>
-      </w:r>
-      <w:r>
-        <w:t xml:space="preserve"> </w:t>
-      </w:r>
-      <w:r>
-        <w:t xml:space="preserve">(also required by Fisher)</w:t>
-      </w:r>
-    </w:p>
-    <w:p>
-      <w:pPr>
         <w:numPr>
           <w:ilvl w:val="0"/>
           <w:numId w:val="1004"/>
         </w:numPr>
+      </w:pPr>
+      <w:r>
+        <w:t xml:space="preserve">correlation between quality (resistance) and trait</w:t>
+      </w:r>
+      <w:r>
+        <w:t xml:space="preserve"> </w:t>
+      </w:r>
+      <w:r>
+        <w:t xml:space="preserve">(</w:t>
+      </w:r>
+      <w:r>
+        <w:rPr>
+          <w:i/>
+          <w:iCs/>
+        </w:rPr>
+        <w:t xml:space="preserve">not</w:t>
+      </w:r>
+      <w:r>
+        <w:t xml:space="preserve"> </w:t>
+      </w:r>
+      <w:r>
+        <w:t xml:space="preserve">required by Fisher), or negative correlation between parasite load and trait</w:t>
+      </w:r>
+    </w:p>
+    <w:p>
+      <w:pPr>
         <w:pStyle w:val="Compact"/>
-      </w:pPr>
-      <w:r>
-        <w:t xml:space="preserve">correlation between quality (resistance) and trait</w:t>
-      </w:r>
-      <w:r>
-        <w:t xml:space="preserve"> </w:t>
-      </w:r>
-      <w:r>
-        <w:t xml:space="preserve">(</w:t>
-      </w:r>
-      <w:r>
-        <w:rPr>
-          <w:iCs/>
-          <w:i/>
-        </w:rPr>
-        <w:t xml:space="preserve">not</w:t>
-      </w:r>
-      <w:r>
-        <w:t xml:space="preserve"> </w:t>
-      </w:r>
-      <w:r>
-        <w:t xml:space="preserve">required by Fisher), or negative correlation between parasite load and trait</w:t>
-      </w:r>
-    </w:p>
-    <w:p>
-      <w:pPr>
         <w:numPr>
           <w:ilvl w:val="0"/>
           <w:numId w:val="1004"/>
         </w:numPr>
+      </w:pPr>
+      <w:r>
+        <w:t xml:space="preserve">(genetic) heritable variation in resistance</w:t>
+      </w:r>
+      <w:r>
+        <w:t xml:space="preserve"> </w:t>
+      </w:r>
+      <w:r>
+        <w:t xml:space="preserve">(the hardest one to prove)</w:t>
+      </w:r>
+    </w:p>
+    <w:p>
+      <w:pPr>
         <w:pStyle w:val="Compact"/>
-      </w:pPr>
-      <w:r>
-        <w:t xml:space="preserve">(genetic) heritable variation in resistance</w:t>
-      </w:r>
-      <w:r>
-        <w:t xml:space="preserve"> </w:t>
-      </w:r>
-      <w:r>
-        <w:t xml:space="preserve">(the hardest one to prove)</w:t>
-      </w:r>
-    </w:p>
-    <w:p>
-      <w:pPr>
         <w:numPr>
           <w:ilvl w:val="0"/>
           <w:numId w:val="1004"/>
         </w:numPr>
+      </w:pPr>
+      <w:r>
+        <w:t xml:space="preserve">Parasite load decreases host viability</w:t>
+      </w:r>
+      <w:r>
+        <w:t xml:space="preserve"> </w:t>
+      </w:r>
+      <w:r>
+        <w:t xml:space="preserve">(otherwise there is no point in selecting resistant males)</w:t>
+      </w:r>
+    </w:p>
+    <w:p>
+      <w:pPr>
         <w:pStyle w:val="Compact"/>
-      </w:pPr>
-      <w:r>
-        <w:t xml:space="preserve">Parasite load decreases host viability</w:t>
-      </w:r>
-      <w:r>
-        <w:t xml:space="preserve"> </w:t>
-      </w:r>
-      <w:r>
-        <w:t xml:space="preserve">(otherwise there is no point in selecting resistant males)</w:t>
-      </w:r>
-    </w:p>
-    <w:p>
-      <w:pPr>
         <w:numPr>
           <w:ilvl w:val="0"/>
           <w:numId w:val="1004"/>
         </w:numPr>
-        <w:pStyle w:val="Compact"/>
       </w:pPr>
       <w:r>
         <w:t xml:space="preserve">(genetic) heritable variation in trait</w:t>
@@ -762,8 +696,8 @@
       </w:r>
       <w:r>
         <w:rPr>
+          <w:b/>
           <w:bCs/>
-          <w:b/>
         </w:rPr>
         <w:t xml:space="preserve">positive</w:t>
       </w:r>
@@ -814,112 +748,112 @@
     </w:p>
     <w:p>
       <w:pPr>
+        <w:pStyle w:val="Compact"/>
         <w:numPr>
           <w:ilvl w:val="0"/>
           <w:numId w:val="1005"/>
         </w:numPr>
+      </w:pPr>
+      <w:r>
+        <w:rPr>
+          <w:b/>
+          <w:bCs/>
+        </w:rPr>
+        <w:t xml:space="preserve">reverse causality</w:t>
+      </w:r>
+      <w:r>
+        <w:t xml:space="preserve">: showiness could cause parasitism</w:t>
+      </w:r>
+      <w:r>
+        <w:t xml:space="preserve"> </w:t>
+      </w:r>
+      <w:r>
+        <w:t xml:space="preserve">(e.g. brighter species could attract more ectoparasites, or</w:t>
+      </w:r>
+      <w:r>
+        <w:t xml:space="preserve"> </w:t>
+      </w:r>
+      <w:r>
+        <w:t xml:space="preserve">species that invest more in showiness could have less to</w:t>
+      </w:r>
+      <w:r>
+        <w:t xml:space="preserve"> </w:t>
+      </w:r>
+      <w:r>
+        <w:t xml:space="preserve">invest in parasite resistance)</w:t>
+      </w:r>
+    </w:p>
+    <w:p>
+      <w:pPr>
         <w:pStyle w:val="Compact"/>
-      </w:pPr>
-      <w:r>
-        <w:rPr>
-          <w:bCs/>
-          <w:b/>
-        </w:rPr>
-        <w:t xml:space="preserve">reverse causality</w:t>
-      </w:r>
-      <w:r>
-        <w:t xml:space="preserve">: showiness could cause parasitism</w:t>
-      </w:r>
-      <w:r>
-        <w:t xml:space="preserve"> </w:t>
-      </w:r>
-      <w:r>
-        <w:t xml:space="preserve">(e.g. brighter species could attract more ectoparasites, or</w:t>
-      </w:r>
-      <w:r>
-        <w:t xml:space="preserve"> </w:t>
-      </w:r>
-      <w:r>
-        <w:t xml:space="preserve">species that invest more in showiness could have less to</w:t>
-      </w:r>
-      <w:r>
-        <w:t xml:space="preserve"> </w:t>
-      </w:r>
-      <w:r>
-        <w:t xml:space="preserve">invest in parasite resistance)</w:t>
-      </w:r>
-    </w:p>
-    <w:p>
-      <w:pPr>
         <w:numPr>
           <w:ilvl w:val="0"/>
           <w:numId w:val="1005"/>
         </w:numPr>
+      </w:pPr>
+      <w:r>
+        <w:rPr>
+          <w:b/>
+          <w:bCs/>
+        </w:rPr>
+        <w:t xml:space="preserve">ecological correlates</w:t>
+      </w:r>
+      <w:r>
+        <w:t xml:space="preserve">: showiness and parasitism could</w:t>
+      </w:r>
+      <w:r>
+        <w:t xml:space="preserve"> </w:t>
+      </w:r>
+      <w:r>
+        <w:t xml:space="preserve">both be driven by other factors (hole-nesting, polygyny)</w:t>
+      </w:r>
+    </w:p>
+    <w:p>
+      <w:pPr>
         <w:pStyle w:val="Compact"/>
-      </w:pPr>
-      <w:r>
-        <w:rPr>
-          <w:bCs/>
-          <w:b/>
-        </w:rPr>
-        <w:t xml:space="preserve">ecological correlates</w:t>
-      </w:r>
-      <w:r>
-        <w:t xml:space="preserve">: showiness and parasitism could</w:t>
-      </w:r>
-      <w:r>
-        <w:t xml:space="preserve"> </w:t>
-      </w:r>
-      <w:r>
-        <w:t xml:space="preserve">both be driven by other factors (hole-nesting, polygyny)</w:t>
-      </w:r>
-    </w:p>
-    <w:p>
-      <w:pPr>
         <w:numPr>
           <w:ilvl w:val="0"/>
           <w:numId w:val="1005"/>
         </w:numPr>
+      </w:pPr>
+      <w:r>
+        <w:t xml:space="preserve">falsifiability: when a correlation is not found, how do</w:t>
+      </w:r>
+      <w:r>
+        <w:t xml:space="preserve"> </w:t>
+      </w:r>
+      <w:r>
+        <w:t xml:space="preserve">you decide whether the data are really good enough to reject?</w:t>
+      </w:r>
+    </w:p>
+    <w:p>
+      <w:pPr>
         <w:pStyle w:val="Compact"/>
-      </w:pPr>
-      <w:r>
-        <w:t xml:space="preserve">falsifiability: when a correlation is not found, how do</w:t>
-      </w:r>
-      <w:r>
-        <w:t xml:space="preserve"> </w:t>
-      </w:r>
-      <w:r>
-        <w:t xml:space="preserve">you decide whether the data are really good enough to reject?</w:t>
-      </w:r>
-    </w:p>
-    <w:p>
-      <w:pPr>
         <w:numPr>
           <w:ilvl w:val="0"/>
           <w:numId w:val="1005"/>
         </w:numPr>
+      </w:pPr>
+      <w:r>
+        <w:rPr>
+          <w:b/>
+          <w:bCs/>
+        </w:rPr>
+        <w:t xml:space="preserve">phylogenetic inertia</w:t>
+      </w:r>
+    </w:p>
+    <w:p>
+      <w:pPr>
         <w:pStyle w:val="Compact"/>
-      </w:pPr>
-      <w:r>
-        <w:rPr>
-          <w:bCs/>
-          <w:b/>
-        </w:rPr>
-        <w:t xml:space="preserve">phylogenetic inertia</w:t>
-      </w:r>
-    </w:p>
-    <w:p>
-      <w:pPr>
         <w:numPr>
           <w:ilvl w:val="0"/>
           <w:numId w:val="1005"/>
         </w:numPr>
-        <w:pStyle w:val="Compact"/>
-      </w:pPr>
-      <w:r>
-        <w:rPr>
+      </w:pPr>
+      <w:r>
+        <w:rPr>
+          <w:b/>
           <w:bCs/>
-          <w:b/>
         </w:rPr>
         <w:t xml:space="preserve">dynamics</w:t>
       </w:r>
@@ -937,8 +871,8 @@
       </w:r>
       <w:r>
         <w:rPr>
+          <w:i/>
           <w:iCs/>
-          <w:i/>
         </w:rPr>
         <w:t xml:space="preserve">lower</w:t>
       </w:r>
@@ -965,8 +899,8 @@
       </w:pPr>
       <w:r>
         <w:rPr>
+          <w:b/>
           <w:bCs/>
-          <w:b/>
         </w:rPr>
         <w:t xml:space="preserve">Guppies</w:t>
       </w:r>
@@ -982,215 +916,215 @@
     </w:p>
     <w:p>
       <w:pPr>
+        <w:pStyle w:val="Compact"/>
         <w:numPr>
           <w:ilvl w:val="0"/>
           <w:numId w:val="1006"/>
         </w:numPr>
+      </w:pPr>
+      <w:r>
+        <w:rPr>
+          <w:i/>
+          <w:iCs/>
+        </w:rPr>
+        <w:t xml:space="preserve">Gyrodactylus turbulli</w:t>
+      </w:r>
+      <w:r>
+        <w:t xml:space="preserve"> </w:t>
+      </w:r>
+      <w:r>
+        <w:t xml:space="preserve">infestation lowers brightness of parasitized</w:t>
+      </w:r>
+      <w:r>
+        <w:t xml:space="preserve"> </w:t>
+      </w:r>
+      <w:r>
+        <w:t xml:space="preserve">males</w:t>
+      </w:r>
+    </w:p>
+    <w:p>
+      <w:pPr>
         <w:pStyle w:val="Compact"/>
-      </w:pPr>
-      <w:r>
-        <w:rPr>
-          <w:iCs/>
-          <w:i/>
-        </w:rPr>
-        <w:t xml:space="preserve">Gyrodactylus turbulli</w:t>
-      </w:r>
-      <w:r>
-        <w:t xml:space="preserve"> </w:t>
-      </w:r>
-      <w:r>
-        <w:t xml:space="preserve">infestation lowers brightness of parasitized</w:t>
-      </w:r>
-      <w:r>
-        <w:t xml:space="preserve"> </w:t>
-      </w:r>
-      <w:r>
-        <w:t xml:space="preserve">males</w:t>
-      </w:r>
-    </w:p>
-    <w:p>
-      <w:pPr>
         <w:numPr>
           <w:ilvl w:val="0"/>
           <w:numId w:val="1006"/>
         </w:numPr>
+      </w:pPr>
+      <w:r>
+        <w:t xml:space="preserve">it also reduces the number of sexual displays</w:t>
+      </w:r>
+    </w:p>
+    <w:p>
+      <w:pPr>
         <w:pStyle w:val="Compact"/>
-      </w:pPr>
-      <w:r>
-        <w:t xml:space="preserve">it also reduces the number of sexual displays</w:t>
-      </w:r>
-    </w:p>
-    <w:p>
-      <w:pPr>
         <w:numPr>
           <w:ilvl w:val="0"/>
           <w:numId w:val="1006"/>
         </w:numPr>
+      </w:pPr>
+      <w:r>
+        <w:t xml:space="preserve">females prefer brighter males</w:t>
+      </w:r>
+    </w:p>
+    <w:p>
+      <w:pPr>
         <w:pStyle w:val="Compact"/>
-      </w:pPr>
-      <w:r>
-        <w:t xml:space="preserve">females prefer brighter males</w:t>
-      </w:r>
-    </w:p>
-    <w:p>
-      <w:pPr>
         <w:numPr>
           <w:ilvl w:val="0"/>
           <w:numId w:val="1006"/>
         </w:numPr>
+      </w:pPr>
+      <w:r>
+        <w:t xml:space="preserve">we don’t know whether resistance is heritable</w:t>
+      </w:r>
+    </w:p>
+    <w:p>
+      <w:pPr>
         <w:pStyle w:val="Compact"/>
-      </w:pPr>
-      <w:r>
-        <w:t xml:space="preserve">we don’t know whether resistance is heritable</w:t>
-      </w:r>
-    </w:p>
-    <w:p>
-      <w:pPr>
         <w:numPr>
           <w:ilvl w:val="0"/>
           <w:numId w:val="1006"/>
         </w:numPr>
+      </w:pPr>
+      <w:r>
+        <w:t xml:space="preserve">we can’t rule out transmission avoidance (see below)</w:t>
+      </w:r>
+    </w:p>
+    <w:p>
+      <w:pPr>
+        <w:pStyle w:val="FirstParagraph"/>
+      </w:pPr>
+      <w:r>
+        <w:rPr>
+          <w:b/>
+          <w:bCs/>
+        </w:rPr>
+        <w:t xml:space="preserve">Barn swallows</w:t>
+      </w:r>
+      <w:r>
+        <w:t xml:space="preserve"> </w:t>
+      </w:r>
+      <w:r>
+        <w:t xml:space="preserve">(Møller, 1990)</w:t>
+      </w:r>
+      <w:r>
+        <w:t xml:space="preserve">:</w:t>
+      </w:r>
+    </w:p>
+    <w:p>
+      <w:pPr>
         <w:pStyle w:val="Compact"/>
-      </w:pPr>
-      <w:r>
-        <w:t xml:space="preserve">we can’t rule out transmission avoidance (see below)</w:t>
-      </w:r>
-    </w:p>
-    <w:p>
-      <w:pPr>
-        <w:pStyle w:val="FirstParagraph"/>
-      </w:pPr>
-      <w:r>
-        <w:rPr>
-          <w:bCs/>
-          <w:b/>
-        </w:rPr>
-        <w:t xml:space="preserve">Barn swallows</w:t>
-      </w:r>
-      <w:r>
-        <w:t xml:space="preserve"> </w:t>
-      </w:r>
-      <w:r>
-        <w:t xml:space="preserve">(Møller, 1990)</w:t>
-      </w:r>
-      <w:r>
-        <w:t xml:space="preserve">:</w:t>
-      </w:r>
-    </w:p>
-    <w:p>
-      <w:pPr>
         <w:numPr>
           <w:ilvl w:val="0"/>
           <w:numId w:val="1007"/>
         </w:numPr>
+      </w:pPr>
+      <w:r>
+        <w:t xml:space="preserve">females prefer males with longer tails</w:t>
+      </w:r>
+      <w:r>
+        <w:t xml:space="preserve"> </w:t>
+      </w:r>
+      <w:r>
+        <w:t xml:space="preserve">(manipulative experiments, shortening and lengthening male tails)</w:t>
+      </w:r>
+    </w:p>
+    <w:p>
+      <w:pPr>
         <w:pStyle w:val="Compact"/>
-      </w:pPr>
-      <w:r>
-        <w:t xml:space="preserve">females prefer males with longer tails</w:t>
-      </w:r>
-      <w:r>
-        <w:t xml:space="preserve"> </w:t>
-      </w:r>
-      <w:r>
-        <w:t xml:space="preserve">(manipulative experiments, shortening and lengthening male tails)</w:t>
-      </w:r>
-    </w:p>
-    <w:p>
-      <w:pPr>
         <w:numPr>
           <w:ilvl w:val="0"/>
           <w:numId w:val="1007"/>
         </w:numPr>
+      </w:pPr>
+      <w:r>
+        <w:t xml:space="preserve">males with longer tails have fewer mites (field observation)</w:t>
+      </w:r>
+    </w:p>
+    <w:p>
+      <w:pPr>
         <w:pStyle w:val="Compact"/>
-      </w:pPr>
-      <w:r>
-        <w:t xml:space="preserve">males with longer tails have fewer mites (field observation)</w:t>
-      </w:r>
-    </w:p>
-    <w:p>
-      <w:pPr>
         <w:numPr>
           <w:ilvl w:val="0"/>
           <w:numId w:val="1007"/>
         </w:numPr>
+      </w:pPr>
+      <w:r>
+        <w:t xml:space="preserve">chicks with heavy mite loads are smaller at fledging, leading to lower survivorship/fecundity/fitness</w:t>
+      </w:r>
+    </w:p>
+    <w:p>
+      <w:pPr>
         <w:pStyle w:val="Compact"/>
-      </w:pPr>
-      <w:r>
-        <w:t xml:space="preserve">chicks with heavy mite loads are smaller at fledging, leading to lower survivorship/fecundity/fitness</w:t>
-      </w:r>
-    </w:p>
-    <w:p>
-      <w:pPr>
         <w:numPr>
           <w:ilvl w:val="0"/>
           <w:numId w:val="1007"/>
         </w:numPr>
+      </w:pPr>
+      <w:r>
+        <w:rPr>
+          <w:i/>
+          <w:iCs/>
+        </w:rPr>
+        <w:t xml:space="preserve">heritable variation in resistance</w:t>
+      </w:r>
+      <w:r>
+        <w:t xml:space="preserve">: cross-fostering offspring of long-tailed males in the nests of</w:t>
+      </w:r>
+      <w:r>
+        <w:t xml:space="preserve"> </w:t>
+      </w:r>
+      <w:r>
+        <w:t xml:space="preserve">short-tailed males (and vice versa) shows that offspring of long-tailed fathers inherit their fathers’ low mite loads.</w:t>
+      </w:r>
+      <w:r>
+        <w:t xml:space="preserve"> </w:t>
+      </w:r>
+      <w:r>
+        <w:t xml:space="preserve">This rules out the hypotheses that</w:t>
+      </w:r>
+    </w:p>
+    <w:p>
+      <w:pPr>
         <w:pStyle w:val="Compact"/>
-      </w:pPr>
-      <w:r>
-        <w:rPr>
-          <w:iCs/>
-          <w:i/>
-        </w:rPr>
-        <w:t xml:space="preserve">heritable variation in resistance</w:t>
-      </w:r>
-      <w:r>
-        <w:t xml:space="preserve">: cross-fostering offspring of long-tailed males in the nests of</w:t>
-      </w:r>
-      <w:r>
-        <w:t xml:space="preserve"> </w:t>
-      </w:r>
-      <w:r>
-        <w:t xml:space="preserve">short-tailed males (and vice versa) shows that offspring of long-tailed fathers inherit their fathers’ low mite loads.</w:t>
-      </w:r>
-      <w:r>
-        <w:t xml:space="preserve"> </w:t>
-      </w:r>
-      <w:r>
-        <w:t xml:space="preserve">This rules out the hypotheses that</w:t>
-      </w:r>
-    </w:p>
-    <w:p>
-      <w:pPr>
         <w:numPr>
           <w:ilvl w:val="1"/>
           <w:numId w:val="1008"/>
         </w:numPr>
+      </w:pPr>
+      <w:r>
+        <w:t xml:space="preserve">long-tailed males have just avoided parasitism by luck</w:t>
+      </w:r>
+    </w:p>
+    <w:p>
+      <w:pPr>
         <w:pStyle w:val="Compact"/>
-      </w:pPr>
-      <w:r>
-        <w:t xml:space="preserve">long-tailed males have just avoided parasitism by luck</w:t>
-      </w:r>
-    </w:p>
-    <w:p>
-      <w:pPr>
         <w:numPr>
           <w:ilvl w:val="1"/>
           <w:numId w:val="1008"/>
         </w:numPr>
+      </w:pPr>
+      <w:r>
+        <w:t xml:space="preserve">females are selecting males for paternal care (</w:t>
+      </w:r>
+      <w:r>
+        <w:rPr>
+          <w:b/>
+          <w:bCs/>
+        </w:rPr>
+        <w:t xml:space="preserve">direct benefits</w:t>
+      </w:r>
+      <w:r>
+        <w:t xml:space="preserve">) [and offspring are less parasitized, e.g., because they’re better nourished]</w:t>
+      </w:r>
+    </w:p>
+    <w:p>
+      <w:pPr>
         <w:pStyle w:val="Compact"/>
-      </w:pPr>
-      <w:r>
-        <w:t xml:space="preserve">females are selecting males for paternal care (</w:t>
-      </w:r>
-      <w:r>
-        <w:rPr>
-          <w:bCs/>
-          <w:b/>
-        </w:rPr>
-        <w:t xml:space="preserve">direct benefits</w:t>
-      </w:r>
-      <w:r>
-        <w:t xml:space="preserve">) [and offspring are less parasitized, e.g., because they’re better nourished]</w:t>
-      </w:r>
-    </w:p>
-    <w:p>
-      <w:pPr>
         <w:numPr>
           <w:ilvl w:val="1"/>
           <w:numId w:val="1008"/>
         </w:numPr>
-        <w:pStyle w:val="Compact"/>
       </w:pPr>
       <w:r>
         <w:t xml:space="preserve">offspring benefit by avoiding direct transmission of mites from fathers (also</w:t>
@@ -1200,8 +1134,8 @@
       </w:r>
       <w:r>
         <w:rPr>
+          <w:b/>
           <w:bCs/>
-          <w:b/>
         </w:rPr>
         <w:t xml:space="preserve">direct benefits</w:t>
       </w:r>
@@ -1227,59 +1161,59 @@
     </w:p>
     <w:p>
       <w:pPr>
+        <w:pStyle w:val="Compact"/>
         <w:numPr>
           <w:ilvl w:val="0"/>
           <w:numId w:val="1009"/>
         </w:numPr>
+      </w:pPr>
+      <w:r>
+        <w:t xml:space="preserve">negative relationship between parasite load &amp; expression of secondary sex characters (more in experiments)</w:t>
+      </w:r>
+    </w:p>
+    <w:p>
+      <w:pPr>
         <w:pStyle w:val="Compact"/>
-      </w:pPr>
-      <w:r>
-        <w:t xml:space="preserve">negative relationship between parasite load &amp; expression of secondary sex characters (more in experiments)</w:t>
-      </w:r>
-    </w:p>
-    <w:p>
-      <w:pPr>
         <w:numPr>
           <w:ilvl w:val="0"/>
           <w:numId w:val="1009"/>
         </w:numPr>
+      </w:pPr>
+      <w:r>
+        <w:t xml:space="preserve">no difference with/without parental care</w:t>
+      </w:r>
+    </w:p>
+    <w:p>
+      <w:pPr>
         <w:pStyle w:val="Compact"/>
-      </w:pPr>
-      <w:r>
-        <w:t xml:space="preserve">no difference with/without parental care</w:t>
-      </w:r>
-    </w:p>
-    <w:p>
-      <w:pPr>
         <w:numPr>
           <w:ilvl w:val="0"/>
           <w:numId w:val="1009"/>
         </w:numPr>
+      </w:pPr>
+      <w:r>
+        <w:t xml:space="preserve">no difference between behavioral and morphological traits</w:t>
+      </w:r>
+    </w:p>
+    <w:p>
+      <w:pPr>
         <w:pStyle w:val="Compact"/>
-      </w:pPr>
-      <w:r>
-        <w:t xml:space="preserve">no difference between behavioral and morphological traits</w:t>
-      </w:r>
-    </w:p>
-    <w:p>
-      <w:pPr>
         <w:numPr>
           <w:ilvl w:val="0"/>
           <w:numId w:val="1009"/>
         </w:numPr>
+      </w:pPr>
+      <w:r>
+        <w:t xml:space="preserve">direct measures of immune function give stronger results than measures of parasite load</w:t>
+      </w:r>
+    </w:p>
+    <w:p>
+      <w:pPr>
         <w:pStyle w:val="Compact"/>
-      </w:pPr>
-      <w:r>
-        <w:t xml:space="preserve">direct measures of immune function give stronger results than measures of parasite load</w:t>
-      </w:r>
-    </w:p>
-    <w:p>
-      <w:pPr>
         <w:numPr>
           <w:ilvl w:val="0"/>
           <w:numId w:val="1009"/>
         </w:numPr>
-        <w:pStyle w:val="Compact"/>
       </w:pPr>
       <w:r>
         <w:t xml:space="preserve">stronger for ectoparasites (transmission avoidance?)</w:t>
@@ -1317,80 +1251,80 @@
     </w:p>
     <w:p>
       <w:pPr>
+        <w:pStyle w:val="Compact"/>
         <w:numPr>
           <w:ilvl w:val="0"/>
           <w:numId w:val="1010"/>
         </w:numPr>
+      </w:pPr>
+      <w:r>
+        <w:t xml:space="preserve">selection for parental care (direct benefits)</w:t>
+      </w:r>
+      <w:r>
+        <w:t xml:space="preserve"> </w:t>
+      </w:r>
+      <w:r>
+        <w:t xml:space="preserve">[can be ruled out in species without parental care]</w:t>
+      </w:r>
+    </w:p>
+    <w:p>
+      <w:pPr>
         <w:pStyle w:val="Compact"/>
-      </w:pPr>
-      <w:r>
-        <w:t xml:space="preserve">selection for parental care (direct benefits)</w:t>
-      </w:r>
-      <w:r>
-        <w:t xml:space="preserve"> </w:t>
-      </w:r>
-      <w:r>
-        <w:t xml:space="preserve">[can be ruled out in species without parental care]</w:t>
-      </w:r>
-    </w:p>
-    <w:p>
-      <w:pPr>
         <w:numPr>
           <w:ilvl w:val="0"/>
           <w:numId w:val="1010"/>
         </w:numPr>
+      </w:pPr>
+      <w:r>
+        <w:t xml:space="preserve">selection for parasite avoidance.</w:t>
+      </w:r>
+    </w:p>
+    <w:p>
+      <w:pPr>
         <w:pStyle w:val="Compact"/>
-      </w:pPr>
-      <w:r>
-        <w:t xml:space="preserve">selection for parasite avoidance.</w:t>
-      </w:r>
-    </w:p>
-    <w:p>
-      <w:pPr>
         <w:numPr>
           <w:ilvl w:val="1"/>
           <w:numId w:val="1011"/>
         </w:numPr>
+      </w:pPr>
+      <w:r>
+        <w:t xml:space="preserve">e.g.: sage grouse &amp; red ink hematomas (Spurrier et al. in</w:t>
+      </w:r>
+      <w:r>
+        <w:t xml:space="preserve"> </w:t>
+      </w:r>
+      <w:r>
+        <w:t xml:space="preserve">Clayton (1991)</w:t>
+      </w:r>
+      <w:r>
+        <w:t xml:space="preserve">)</w:t>
+      </w:r>
+      <w:r>
+        <w:t xml:space="preserve"> </w:t>
+      </w:r>
+      <w:r>
+        <w:t xml:space="preserve">[can be ruled out for non-directly transmitted parasites;</w:t>
+      </w:r>
+      <w:r>
+        <w:t xml:space="preserve"> </w:t>
+      </w:r>
+      <w:r>
+        <w:t xml:space="preserve">stronger evidence for ectoparasites suggests parasite</w:t>
+      </w:r>
+      <w:r>
+        <w:t xml:space="preserve"> </w:t>
+      </w:r>
+      <w:r>
+        <w:t xml:space="preserve">avoidance]</w:t>
+      </w:r>
+    </w:p>
+    <w:p>
+      <w:pPr>
         <w:pStyle w:val="Compact"/>
-      </w:pPr>
-      <w:r>
-        <w:t xml:space="preserve">e.g.: sage grouse &amp; red ink hematomas (Spurrier et al. in</w:t>
-      </w:r>
-      <w:r>
-        <w:t xml:space="preserve"> </w:t>
-      </w:r>
-      <w:r>
-        <w:t xml:space="preserve">Clayton (1991)</w:t>
-      </w:r>
-      <w:r>
-        <w:t xml:space="preserve">)</w:t>
-      </w:r>
-      <w:r>
-        <w:t xml:space="preserve"> </w:t>
-      </w:r>
-      <w:r>
-        <w:t xml:space="preserve">[can be ruled out for non-directly transmitted parasites;</w:t>
-      </w:r>
-      <w:r>
-        <w:t xml:space="preserve"> </w:t>
-      </w:r>
-      <w:r>
-        <w:t xml:space="preserve">stronger evidence for ectoparasites suggests parasite</w:t>
-      </w:r>
-      <w:r>
-        <w:t xml:space="preserve"> </w:t>
-      </w:r>
-      <w:r>
-        <w:t xml:space="preserve">avoidance]</w:t>
-      </w:r>
-    </w:p>
-    <w:p>
-      <w:pPr>
         <w:numPr>
           <w:ilvl w:val="0"/>
           <w:numId w:val="1010"/>
         </w:numPr>
-        <w:pStyle w:val="Compact"/>
       </w:pPr>
       <w:r>
         <w:t xml:space="preserve">selection for female fecundity (pipefish,</w:t>
@@ -1468,16 +1402,117 @@
       </w:r>
       <w:r>
         <w:rPr>
+          <w:b/>
           <w:bCs/>
+        </w:rPr>
+        <w:t xml:space="preserve">note</w:t>
+      </w:r>
+      <w:r>
+        <w:t xml:space="preserve"> </w:t>
+      </w:r>
+      <w:r>
+        <w:t xml:space="preserve">switch from original H-Z!)</w:t>
+      </w:r>
+    </w:p>
+    <w:p>
+      <w:pPr>
+        <w:pStyle w:val="BodyText"/>
+      </w:pPr>
+      <w:r>
+        <w:t xml:space="preserve">Good links between androgens and secondary sex characteristics.</w:t>
+      </w:r>
+      <w:r>
+        <w:t xml:space="preserve"> </w:t>
+      </w:r>
+      <w:r>
+        <w:t xml:space="preserve">Some support for the link between testosterone (and other androgens) and immunosuppression,</w:t>
+      </w:r>
+      <w:r>
+        <w:t xml:space="preserve"> </w:t>
+      </w:r>
+      <w:r>
+        <w:t xml:space="preserve">but variable results in different experiments. Immunoredistribution rather than immunosuppression?</w:t>
+      </w:r>
+      <w:r>
+        <w:t xml:space="preserve"> </w:t>
+      </w:r>
+      <w:r>
+        <w:t xml:space="preserve">[</w:t>
+      </w:r>
+      <w:r>
+        <w:t xml:space="preserve">Evans et al. (2000)</w:t>
+      </w:r>
+      <w:r>
+        <w:t xml:space="preserve">;</w:t>
+      </w:r>
+      <w:r>
+        <w:t xml:space="preserve">Roberts et al. (2004)</w:t>
+      </w:r>
+      <w:r>
+        <w:t xml:space="preserve">;</w:t>
+      </w:r>
+    </w:p>
+    <w:p>
+      <w:pPr>
+        <w:pStyle w:val="BodyText"/>
+      </w:pPr>
+      <w:r>
+        <w:t xml:space="preserve">Other axes of signalling and immune function: carotenoid, melanin systems</w:t>
+      </w:r>
+      <w:r>
+        <w:t xml:space="preserve"> </w:t>
+      </w:r>
+      <w:r>
+        <w:t xml:space="preserve">(McGraw &amp; Ardia, 2003; Simons et al., 2012)</w:t>
+      </w:r>
+    </w:p>
+    <w:p>
+      <w:pPr>
+        <w:pStyle w:val="BodyText"/>
+      </w:pPr>
+      <w:r>
+        <w:rPr>
+          <w:i/>
+          <w:iCs/>
+        </w:rPr>
+        <w:t xml:space="preserve">Stress-linked immunocompetence handicap</w:t>
+      </w:r>
+      <w:r>
+        <w:t xml:space="preserve"> </w:t>
+      </w:r>
+      <w:r>
+        <w:t xml:space="preserve">(Buchanan, 2000)</w:t>
+      </w:r>
+      <w:r>
+        <w:t xml:space="preserve"> </w:t>
+      </w:r>
+      <w:r>
+        <w:t xml:space="preserve">“testosterone has a dual effect: it leads to immunosuppression through a mechanism involving corticosterone but, conversely, leads to increased immunocompetence probably via dominance influencing access to resources”</w:t>
+      </w:r>
+      <w:r>
+        <w:t xml:space="preserve">.</w:t>
+      </w:r>
+      <w:r>
+        <w:t xml:space="preserve"> </w:t>
+      </w:r>
+      <w:r>
+        <w:rPr>
           <w:b/>
-        </w:rPr>
-        <w:t xml:space="preserve">note</w:t>
-      </w:r>
-      <w:r>
-        <w:t xml:space="preserve"> </w:t>
-      </w:r>
-      <w:r>
-        <w:t xml:space="preserve">switch from original H-Z!)</w:t>
+          <w:bCs/>
+        </w:rPr>
+        <w:t xml:space="preserve">possibly</w:t>
+      </w:r>
+      <w:r>
+        <w:t xml:space="preserve"> </w:t>
+      </w:r>
+      <w:r>
+        <w:t xml:space="preserve">explains the mess …</w:t>
+      </w:r>
+      <w:r>
+        <w:t xml:space="preserve"> </w:t>
+      </w:r>
+      <w:r>
+        <w:t xml:space="preserve">(Bortolotti et al., 2009)</w:t>
       </w:r>
     </w:p>
     <w:p>
@@ -1485,37 +1520,13 @@
         <w:pStyle w:val="BodyText"/>
       </w:pPr>
       <w:r>
-        <w:t xml:space="preserve">Good links between androgens and secondary sex characteristics.</w:t>
-      </w:r>
-      <w:r>
-        <w:t xml:space="preserve"> </w:t>
-      </w:r>
-      <w:r>
-        <w:t xml:space="preserve">Some support for the link between testosterone (and other androgens) and immunosuppression,</w:t>
-      </w:r>
-      <w:r>
-        <w:t xml:space="preserve"> </w:t>
-      </w:r>
-      <w:r>
-        <w:t xml:space="preserve">but variable results in different experiments. Immunoredistribution rather than immunosuppression?</w:t>
-      </w:r>
-      <w:r>
-        <w:t xml:space="preserve"> </w:t>
-      </w:r>
-      <w:r>
-        <w:t xml:space="preserve">[</w:t>
-      </w:r>
-      <w:r>
-        <w:t xml:space="preserve">Evans et al. (2000)</w:t>
-      </w:r>
-      <w:r>
-        <w:t xml:space="preserve">;</w:t>
-      </w:r>
-      <w:r>
-        <w:t xml:space="preserve">Roberts et al. (2004)</w:t>
-      </w:r>
-      <w:r>
-        <w:t xml:space="preserve">;</w:t>
+        <w:t xml:space="preserve">Where are we?</w:t>
+      </w:r>
+      <w:r>
+        <w:t xml:space="preserve"> </w:t>
+      </w:r>
+      <w:r>
+        <w:t xml:space="preserve">Balenger &amp; Zuk (2014)</w:t>
       </w:r>
     </w:p>
     <w:p>
@@ -1523,13 +1534,13 @@
         <w:pStyle w:val="BodyText"/>
       </w:pPr>
       <w:r>
-        <w:t xml:space="preserve">Other axes of signalling and immune function: carotenoid, melanin systems</w:t>
-      </w:r>
-      <w:r>
-        <w:t xml:space="preserve"> </w:t>
-      </w:r>
-      <w:r>
-        <w:t xml:space="preserve">(McGraw &amp; Ardia, 2003; Simons et al., 2012)</w:t>
+        <w:t xml:space="preserve">Recent meta-analyses:</w:t>
+      </w:r>
+      <w:r>
+        <w:t xml:space="preserve"> </w:t>
+      </w:r>
+      <w:r>
+        <w:t xml:space="preserve">(Dougherty et al., 2023)</w:t>
       </w:r>
     </w:p>
     <w:p>
@@ -1537,89 +1548,6 @@
         <w:pStyle w:val="BodyText"/>
       </w:pPr>
       <w:r>
-        <w:rPr>
-          <w:iCs/>
-          <w:i/>
-        </w:rPr>
-        <w:t xml:space="preserve">Stress-linked immunocompetence handicap</w:t>
-      </w:r>
-      <w:r>
-        <w:t xml:space="preserve"> </w:t>
-      </w:r>
-      <w:r>
-        <w:t xml:space="preserve">(Buchanan, 2000)</w:t>
-      </w:r>
-      <w:r>
-        <w:t xml:space="preserve"> </w:t>
-      </w:r>
-      <w:r>
-        <w:t xml:space="preserve">“</w:t>
-      </w:r>
-      <w:r>
-        <w:t xml:space="preserve">testosterone has a dual effect: it leads to immunosuppression through a mechanism involving corticosterone but, conversely, leads to increased immunocompetence probably via dominance influencing access to resources</w:t>
-      </w:r>
-      <w:r>
-        <w:t xml:space="preserve">”</w:t>
-      </w:r>
-      <w:r>
-        <w:t xml:space="preserve">.</w:t>
-      </w:r>
-      <w:r>
-        <w:t xml:space="preserve"> </w:t>
-      </w:r>
-      <w:r>
-        <w:rPr>
-          <w:bCs/>
-          <w:b/>
-        </w:rPr>
-        <w:t xml:space="preserve">possibly</w:t>
-      </w:r>
-      <w:r>
-        <w:t xml:space="preserve"> </w:t>
-      </w:r>
-      <w:r>
-        <w:t xml:space="preserve">explains the mess …</w:t>
-      </w:r>
-      <w:r>
-        <w:t xml:space="preserve"> </w:t>
-      </w:r>
-      <w:r>
-        <w:t xml:space="preserve">(Bortolotti et al., 2009)</w:t>
-      </w:r>
-    </w:p>
-    <w:p>
-      <w:pPr>
-        <w:pStyle w:val="BodyText"/>
-      </w:pPr>
-      <w:r>
-        <w:t xml:space="preserve">Where are we?</w:t>
-      </w:r>
-      <w:r>
-        <w:t xml:space="preserve"> </w:t>
-      </w:r>
-      <w:r>
-        <w:t xml:space="preserve">Balenger &amp; Zuk (2014)</w:t>
-      </w:r>
-    </w:p>
-    <w:p>
-      <w:pPr>
-        <w:pStyle w:val="BodyText"/>
-      </w:pPr>
-      <w:r>
-        <w:t xml:space="preserve">Recent meta-analyses:</w:t>
-      </w:r>
-      <w:r>
-        <w:t xml:space="preserve"> </w:t>
-      </w:r>
-      <w:r>
-        <w:t xml:space="preserve">(Dougherty et al., 2023)</w:t>
-      </w:r>
-    </w:p>
-    <w:p>
-      <w:pPr>
-        <w:pStyle w:val="BodyText"/>
-      </w:pPr>
-      <w:r>
         <w:t xml:space="preserve">Humans: do females prefer male faces associated with lower cortisol/higher testosterone/better immunity</w:t>
       </w:r>
       <w:r>
@@ -1635,13 +1563,7 @@
         <w:t xml:space="preserve"> </w:t>
       </w:r>
       <w:r>
-        <w:t xml:space="preserve">‘</w:t>
-      </w:r>
-      <w:r>
-        <w:t xml:space="preserve">masculine</w:t>
-      </w:r>
-      <w:r>
-        <w:t xml:space="preserve">’</w:t>
+        <w:t xml:space="preserve">‘masculine’</w:t>
       </w:r>
       <w:r>
         <w:t xml:space="preserve"> </w:t>
@@ -1731,21 +1653,21 @@
       </w:r>
       <w:r>
         <w:rPr>
+          <w:i/>
           <w:iCs/>
+        </w:rPr>
+        <w:t xml:space="preserve">Integrative and Comparative Biology</w:t>
+      </w:r>
+      <w:r>
+        <w:t xml:space="preserve">,</w:t>
+      </w:r>
+      <w:r>
+        <w:t xml:space="preserve"> </w:t>
+      </w:r>
+      <w:r>
+        <w:rPr>
           <w:i/>
-        </w:rPr>
-        <w:t xml:space="preserve">Integrative and Comparative Biology</w:t>
-      </w:r>
-      <w:r>
-        <w:t xml:space="preserve">,</w:t>
-      </w:r>
-      <w:r>
-        <w:t xml:space="preserve"> </w:t>
-      </w:r>
-      <w:r>
-        <w:rPr>
           <w:iCs/>
-          <w:i/>
         </w:rPr>
         <w:t xml:space="preserve">54</w:t>
       </w:r>
@@ -1823,21 +1745,21 @@
       </w:r>
       <w:r>
         <w:rPr>
+          <w:i/>
           <w:iCs/>
+        </w:rPr>
+        <w:t xml:space="preserve">PLOS ONE</w:t>
+      </w:r>
+      <w:r>
+        <w:t xml:space="preserve">,</w:t>
+      </w:r>
+      <w:r>
+        <w:t xml:space="preserve"> </w:t>
+      </w:r>
+      <w:r>
+        <w:rPr>
           <w:i/>
-        </w:rPr>
-        <w:t xml:space="preserve">PLOS ONE</w:t>
-      </w:r>
-      <w:r>
-        <w:t xml:space="preserve">,</w:t>
-      </w:r>
-      <w:r>
-        <w:t xml:space="preserve"> </w:t>
-      </w:r>
-      <w:r>
-        <w:rPr>
           <w:iCs/>
-          <w:i/>
         </w:rPr>
         <w:t xml:space="preserve">4</w:t>
       </w:r>
@@ -1870,21 +1792,21 @@
       </w:r>
       <w:r>
         <w:rPr>
+          <w:i/>
           <w:iCs/>
+        </w:rPr>
+        <w:t xml:space="preserve">Trends in Ecology &amp; Evolution</w:t>
+      </w:r>
+      <w:r>
+        <w:t xml:space="preserve">,</w:t>
+      </w:r>
+      <w:r>
+        <w:t xml:space="preserve"> </w:t>
+      </w:r>
+      <w:r>
+        <w:rPr>
           <w:i/>
-        </w:rPr>
-        <w:t xml:space="preserve">Trends in Ecology &amp; Evolution</w:t>
-      </w:r>
-      <w:r>
-        <w:t xml:space="preserve">,</w:t>
-      </w:r>
-      <w:r>
-        <w:t xml:space="preserve"> </w:t>
-      </w:r>
-      <w:r>
-        <w:rPr>
           <w:iCs/>
-          <w:i/>
         </w:rPr>
         <w:t xml:space="preserve">15</w:t>
       </w:r>
@@ -1917,21 +1839,21 @@
       </w:r>
       <w:r>
         <w:rPr>
+          <w:i/>
           <w:iCs/>
+        </w:rPr>
+        <w:t xml:space="preserve">Parasitology Today</w:t>
+      </w:r>
+      <w:r>
+        <w:t xml:space="preserve">,</w:t>
+      </w:r>
+      <w:r>
+        <w:t xml:space="preserve"> </w:t>
+      </w:r>
+      <w:r>
+        <w:rPr>
           <w:i/>
-        </w:rPr>
-        <w:t xml:space="preserve">Parasitology Today</w:t>
-      </w:r>
-      <w:r>
-        <w:t xml:space="preserve">,</w:t>
-      </w:r>
-      <w:r>
-        <w:t xml:space="preserve"> </w:t>
-      </w:r>
-      <w:r>
-        <w:rPr>
           <w:iCs/>
-          <w:i/>
         </w:rPr>
         <w:t xml:space="preserve">7</w:t>
       </w:r>
@@ -1964,8 +1886,8 @@
       </w:r>
       <w:r>
         <w:rPr>
+          <w:i/>
           <w:iCs/>
-          <w:i/>
         </w:rPr>
         <w:t xml:space="preserve">The art of being a parasite</w:t>
       </w:r>
@@ -1998,21 +1920,21 @@
       </w:r>
       <w:r>
         <w:rPr>
+          <w:i/>
           <w:iCs/>
+        </w:rPr>
+        <w:t xml:space="preserve">Behavioral and Brain Sciences</w:t>
+      </w:r>
+      <w:r>
+        <w:t xml:space="preserve">,</w:t>
+      </w:r>
+      <w:r>
+        <w:t xml:space="preserve"> </w:t>
+      </w:r>
+      <w:r>
+        <w:rPr>
           <w:i/>
-        </w:rPr>
-        <w:t xml:space="preserve">Behavioral and Brain Sciences</w:t>
-      </w:r>
-      <w:r>
-        <w:t xml:space="preserve">,</w:t>
-      </w:r>
-      <w:r>
-        <w:t xml:space="preserve"> </w:t>
-      </w:r>
-      <w:r>
-        <w:rPr>
           <w:iCs/>
-          <w:i/>
         </w:rPr>
         <w:t xml:space="preserve">35</w:t>
       </w:r>
@@ -2045,21 +1967,21 @@
       </w:r>
       <w:r>
         <w:rPr>
+          <w:i/>
           <w:iCs/>
+        </w:rPr>
+        <w:t xml:space="preserve">Evolution Letters</w:t>
+      </w:r>
+      <w:r>
+        <w:t xml:space="preserve">,</w:t>
+      </w:r>
+      <w:r>
+        <w:t xml:space="preserve"> </w:t>
+      </w:r>
+      <w:r>
+        <w:rPr>
           <w:i/>
-        </w:rPr>
-        <w:t xml:space="preserve">Evolution Letters</w:t>
-      </w:r>
-      <w:r>
-        <w:t xml:space="preserve">,</w:t>
-      </w:r>
-      <w:r>
-        <w:t xml:space="preserve"> </w:t>
-      </w:r>
-      <w:r>
-        <w:rPr>
           <w:iCs/>
-          <w:i/>
         </w:rPr>
         <w:t xml:space="preserve">7</w:t>
       </w:r>
@@ -2104,21 +2026,21 @@
       </w:r>
       <w:r>
         <w:rPr>
+          <w:i/>
           <w:iCs/>
+        </w:rPr>
+        <w:t xml:space="preserve">Behavioral Ecology and Sociobiology</w:t>
+      </w:r>
+      <w:r>
+        <w:t xml:space="preserve">,</w:t>
+      </w:r>
+      <w:r>
+        <w:t xml:space="preserve"> </w:t>
+      </w:r>
+      <w:r>
+        <w:rPr>
           <w:i/>
-        </w:rPr>
-        <w:t xml:space="preserve">Behavioral Ecology and Sociobiology</w:t>
-      </w:r>
-      <w:r>
-        <w:t xml:space="preserve">,</w:t>
-      </w:r>
-      <w:r>
-        <w:t xml:space="preserve"> </w:t>
-      </w:r>
-      <w:r>
-        <w:rPr>
           <w:iCs/>
-          <w:i/>
         </w:rPr>
         <w:t xml:space="preserve">47</w:t>
       </w:r>
@@ -2181,21 +2103,21 @@
       </w:r>
       <w:r>
         <w:rPr>
+          <w:i/>
           <w:iCs/>
+        </w:rPr>
+        <w:t xml:space="preserve">The American Naturalist</w:t>
+      </w:r>
+      <w:r>
+        <w:t xml:space="preserve">,</w:t>
+      </w:r>
+      <w:r>
+        <w:t xml:space="preserve"> </w:t>
+      </w:r>
+      <w:r>
+        <w:rPr>
           <w:i/>
-        </w:rPr>
-        <w:t xml:space="preserve">The American Naturalist</w:t>
-      </w:r>
-      <w:r>
-        <w:t xml:space="preserve">,</w:t>
-      </w:r>
-      <w:r>
-        <w:t xml:space="preserve"> </w:t>
-      </w:r>
-      <w:r>
-        <w:rPr>
           <w:iCs/>
-          <w:i/>
         </w:rPr>
         <w:t xml:space="preserve">139</w:t>
       </w:r>
@@ -2255,34 +2177,34 @@
       </w:r>
       <w:r>
         <w:rPr>
+          <w:i/>
           <w:iCs/>
+        </w:rPr>
+        <w:t xml:space="preserve">Poecilia reticulata)</w:t>
+      </w:r>
+      <w:r>
+        <w:t xml:space="preserve">.</w:t>
+      </w:r>
+      <w:r>
+        <w:t xml:space="preserve"> </w:t>
+      </w:r>
+      <w:r>
+        <w:rPr>
           <w:i/>
-        </w:rPr>
-        <w:t xml:space="preserve">Poecilia reticulata)</w:t>
-      </w:r>
-      <w:r>
-        <w:t xml:space="preserve">.</w:t>
-      </w:r>
-      <w:r>
-        <w:t xml:space="preserve"> </w:t>
-      </w:r>
-      <w:r>
-        <w:rPr>
           <w:iCs/>
+        </w:rPr>
+        <w:t xml:space="preserve">Behavioral Ecology and Sociobiology</w:t>
+      </w:r>
+      <w:r>
+        <w:t xml:space="preserve">,</w:t>
+      </w:r>
+      <w:r>
+        <w:t xml:space="preserve"> </w:t>
+      </w:r>
+      <w:r>
+        <w:rPr>
           <w:i/>
-        </w:rPr>
-        <w:t xml:space="preserve">Behavioral Ecology and Sociobiology</w:t>
-      </w:r>
-      <w:r>
-        <w:t xml:space="preserve">,</w:t>
-      </w:r>
-      <w:r>
-        <w:t xml:space="preserve"> </w:t>
-      </w:r>
-      <w:r>
-        <w:rPr>
           <w:iCs/>
-          <w:i/>
         </w:rPr>
         <w:t xml:space="preserve">61</w:t>
       </w:r>
@@ -2378,21 +2300,21 @@
       </w:r>
       <w:r>
         <w:rPr>
+          <w:i/>
           <w:iCs/>
+        </w:rPr>
+        <w:t xml:space="preserve">The American Naturalist</w:t>
+      </w:r>
+      <w:r>
+        <w:t xml:space="preserve">,</w:t>
+      </w:r>
+      <w:r>
+        <w:t xml:space="preserve"> </w:t>
+      </w:r>
+      <w:r>
+        <w:rPr>
           <w:i/>
-        </w:rPr>
-        <w:t xml:space="preserve">The American Naturalist</w:t>
-      </w:r>
-      <w:r>
-        <w:t xml:space="preserve">,</w:t>
-      </w:r>
-      <w:r>
-        <w:t xml:space="preserve"> </w:t>
-      </w:r>
-      <w:r>
-        <w:rPr>
           <w:iCs/>
-          <w:i/>
         </w:rPr>
         <w:t xml:space="preserve">162</w:t>
       </w:r>
@@ -2458,79 +2380,79 @@
       </w:r>
       <w:r>
         <w:rPr>
+          <w:i/>
           <w:iCs/>
+        </w:rPr>
+        <w:t xml:space="preserve">Hirundo rustica</w:t>
+      </w:r>
+      <w:r>
+        <w:t xml:space="preserve">):</w:t>
+      </w:r>
+      <w:r>
+        <w:t xml:space="preserve"> </w:t>
+      </w:r>
+      <w:r>
+        <w:t xml:space="preserve">A</w:t>
+      </w:r>
+      <w:r>
+        <w:t xml:space="preserve"> </w:t>
+      </w:r>
+      <w:r>
+        <w:t xml:space="preserve">Test</w:t>
+      </w:r>
+      <w:r>
+        <w:t xml:space="preserve"> </w:t>
+      </w:r>
+      <w:r>
+        <w:t xml:space="preserve">of the</w:t>
+      </w:r>
+      <w:r>
+        <w:t xml:space="preserve"> </w:t>
+      </w:r>
+      <w:r>
+        <w:t xml:space="preserve">Hamilton</w:t>
+      </w:r>
+      <w:r>
+        <w:t xml:space="preserve"> </w:t>
+      </w:r>
+      <w:r>
+        <w:t xml:space="preserve">and</w:t>
+      </w:r>
+      <w:r>
+        <w:t xml:space="preserve"> </w:t>
+      </w:r>
+      <w:r>
+        <w:t xml:space="preserve">Zuk</w:t>
+      </w:r>
+      <w:r>
+        <w:t xml:space="preserve"> </w:t>
+      </w:r>
+      <w:r>
+        <w:t xml:space="preserve">Hypothesis</w:t>
+      </w:r>
+      <w:r>
+        <w:t xml:space="preserve">.</w:t>
+      </w:r>
+      <w:r>
+        <w:t xml:space="preserve"> </w:t>
+      </w:r>
+      <w:r>
+        <w:rPr>
           <w:i/>
-        </w:rPr>
-        <w:t xml:space="preserve">Hirundo rustica</w:t>
-      </w:r>
-      <w:r>
-        <w:t xml:space="preserve">):</w:t>
-      </w:r>
-      <w:r>
-        <w:t xml:space="preserve"> </w:t>
-      </w:r>
-      <w:r>
-        <w:t xml:space="preserve">A</w:t>
-      </w:r>
-      <w:r>
-        <w:t xml:space="preserve"> </w:t>
-      </w:r>
-      <w:r>
-        <w:t xml:space="preserve">Test</w:t>
-      </w:r>
-      <w:r>
-        <w:t xml:space="preserve"> </w:t>
-      </w:r>
-      <w:r>
-        <w:t xml:space="preserve">of the</w:t>
-      </w:r>
-      <w:r>
-        <w:t xml:space="preserve"> </w:t>
-      </w:r>
-      <w:r>
-        <w:t xml:space="preserve">Hamilton</w:t>
-      </w:r>
-      <w:r>
-        <w:t xml:space="preserve"> </w:t>
-      </w:r>
-      <w:r>
-        <w:t xml:space="preserve">and</w:t>
-      </w:r>
-      <w:r>
-        <w:t xml:space="preserve"> </w:t>
-      </w:r>
-      <w:r>
-        <w:t xml:space="preserve">Zuk</w:t>
-      </w:r>
-      <w:r>
-        <w:t xml:space="preserve"> </w:t>
-      </w:r>
-      <w:r>
-        <w:t xml:space="preserve">Hypothesis</w:t>
-      </w:r>
-      <w:r>
-        <w:t xml:space="preserve">.</w:t>
-      </w:r>
-      <w:r>
-        <w:t xml:space="preserve"> </w:t>
-      </w:r>
-      <w:r>
-        <w:rPr>
           <w:iCs/>
+        </w:rPr>
+        <w:t xml:space="preserve">Evolution</w:t>
+      </w:r>
+      <w:r>
+        <w:t xml:space="preserve">,</w:t>
+      </w:r>
+      <w:r>
+        <w:t xml:space="preserve"> </w:t>
+      </w:r>
+      <w:r>
+        <w:rPr>
           <w:i/>
-        </w:rPr>
-        <w:t xml:space="preserve">Evolution</w:t>
-      </w:r>
-      <w:r>
-        <w:t xml:space="preserve">,</w:t>
-      </w:r>
-      <w:r>
-        <w:t xml:space="preserve"> </w:t>
-      </w:r>
-      <w:r>
-        <w:rPr>
           <w:iCs/>
-          <w:i/>
         </w:rPr>
         <w:t xml:space="preserve">44</w:t>
       </w:r>
@@ -2572,21 +2494,21 @@
       </w:r>
       <w:r>
         <w:rPr>
+          <w:i/>
           <w:iCs/>
+        </w:rPr>
+        <w:t xml:space="preserve">Biological Reviews</w:t>
+      </w:r>
+      <w:r>
+        <w:t xml:space="preserve">,</w:t>
+      </w:r>
+      <w:r>
+        <w:t xml:space="preserve"> </w:t>
+      </w:r>
+      <w:r>
+        <w:rPr>
           <w:i/>
-        </w:rPr>
-        <w:t xml:space="preserve">Biological Reviews</w:t>
-      </w:r>
-      <w:r>
-        <w:t xml:space="preserve">,</w:t>
-      </w:r>
-      <w:r>
-        <w:t xml:space="preserve"> </w:t>
-      </w:r>
-      <w:r>
-        <w:rPr>
           <w:iCs/>
-          <w:i/>
         </w:rPr>
         <w:t xml:space="preserve">95</w:t>
       </w:r>
@@ -2673,21 +2595,21 @@
       </w:r>
       <w:r>
         <w:rPr>
+          <w:i/>
           <w:iCs/>
+        </w:rPr>
+        <w:t xml:space="preserve">Behaviour</w:t>
+      </w:r>
+      <w:r>
+        <w:t xml:space="preserve">,</w:t>
+      </w:r>
+      <w:r>
+        <w:t xml:space="preserve"> </w:t>
+      </w:r>
+      <w:r>
+        <w:rPr>
           <w:i/>
-        </w:rPr>
-        <w:t xml:space="preserve">Behaviour</w:t>
-      </w:r>
-      <w:r>
-        <w:t xml:space="preserve">,</w:t>
-      </w:r>
-      <w:r>
-        <w:t xml:space="preserve"> </w:t>
-      </w:r>
-      <w:r>
-        <w:rPr>
           <w:iCs/>
-          <w:i/>
         </w:rPr>
         <w:t xml:space="preserve">134</w:t>
       </w:r>
@@ -2720,21 +2642,21 @@
       </w:r>
       <w:r>
         <w:rPr>
+          <w:i/>
           <w:iCs/>
+        </w:rPr>
+        <w:t xml:space="preserve">Nature Communications</w:t>
+      </w:r>
+      <w:r>
+        <w:t xml:space="preserve">,</w:t>
+      </w:r>
+      <w:r>
+        <w:t xml:space="preserve"> </w:t>
+      </w:r>
+      <w:r>
+        <w:rPr>
           <w:i/>
-        </w:rPr>
-        <w:t xml:space="preserve">Nature Communications</w:t>
-      </w:r>
-      <w:r>
-        <w:t xml:space="preserve">,</w:t>
-      </w:r>
-      <w:r>
-        <w:t xml:space="preserve"> </w:t>
-      </w:r>
-      <w:r>
-        <w:rPr>
           <w:iCs/>
-          <w:i/>
         </w:rPr>
         <w:t xml:space="preserve">3</w:t>
       </w:r>
@@ -2767,21 +2689,21 @@
       </w:r>
       <w:r>
         <w:rPr>
+          <w:i/>
           <w:iCs/>
+        </w:rPr>
+        <w:t xml:space="preserve">Animal Behaviour</w:t>
+      </w:r>
+      <w:r>
+        <w:t xml:space="preserve">,</w:t>
+      </w:r>
+      <w:r>
+        <w:t xml:space="preserve"> </w:t>
+      </w:r>
+      <w:r>
+        <w:rPr>
           <w:i/>
-        </w:rPr>
-        <w:t xml:space="preserve">Animal Behaviour</w:t>
-      </w:r>
-      <w:r>
-        <w:t xml:space="preserve">,</w:t>
-      </w:r>
-      <w:r>
-        <w:t xml:space="preserve"> </w:t>
-      </w:r>
-      <w:r>
-        <w:rPr>
           <w:iCs/>
-          <w:i/>
         </w:rPr>
         <w:t xml:space="preserve">68</w:t>
       </w:r>
@@ -2934,21 +2856,21 @@
       </w:r>
       <w:r>
         <w:rPr>
+          <w:i/>
           <w:iCs/>
+        </w:rPr>
+        <w:t xml:space="preserve">PLOS ONE</w:t>
+      </w:r>
+      <w:r>
+        <w:t xml:space="preserve">,</w:t>
+      </w:r>
+      <w:r>
+        <w:t xml:space="preserve"> </w:t>
+      </w:r>
+      <w:r>
+        <w:rPr>
           <w:i/>
-        </w:rPr>
-        <w:t xml:space="preserve">PLOS ONE</w:t>
-      </w:r>
-      <w:r>
-        <w:t xml:space="preserve">,</w:t>
-      </w:r>
-      <w:r>
-        <w:t xml:space="preserve"> </w:t>
-      </w:r>
-      <w:r>
-        <w:rPr>
           <w:iCs/>
-          <w:i/>
         </w:rPr>
         <w:t xml:space="preserve">7</w:t>
       </w:r>
@@ -2981,7 +2903,7 @@
         <w:pStyle w:val="FirstParagraph"/>
       </w:pPr>
       <w:r>
-        <w:t xml:space="preserve">Last updated: 2023-11-27 12:05:17.019903</w:t>
+        <w:t xml:space="preserve">Last updated: 2025-08-06 19:25:55.443378</w:t>
       </w:r>
     </w:p>
     <w:bookmarkEnd w:id="63"/>
@@ -3016,14 +2938,14 @@
 <file path=word/numbering.xml><?xml version="1.0" encoding="utf-8"?>
 <w:numbering xmlns:w="http://schemas.openxmlformats.org/wordprocessingml/2006/main">
   <w:abstractNum w:abstractNumId="990">
-    <w:nsid w:val="A990"/>
+    <w:nsid w:val="0000A990"/>
     <w:multiLevelType w:val="multilevel"/>
     <w:lvl w:ilvl="0">
       <w:numFmt w:val="bullet"/>
       <w:lvlText w:val=" "/>
       <w:lvlJc w:val="left"/>
       <w:pPr>
-        <w:ind w:left="720" w:hanging="480"/>
+        <w:ind w:left="720" w:hanging="360"/>
       </w:pPr>
     </w:lvl>
     <w:lvl w:ilvl="1">
@@ -3031,7 +2953,7 @@
       <w:lvlText w:val=" "/>
       <w:lvlJc w:val="left"/>
       <w:pPr>
-        <w:ind w:left="1440" w:hanging="480"/>
+        <w:ind w:left="1440" w:hanging="360"/>
       </w:pPr>
     </w:lvl>
     <w:lvl w:ilvl="2">
@@ -3039,7 +2961,7 @@
       <w:lvlText w:val=" "/>
       <w:lvlJc w:val="left"/>
       <w:pPr>
-        <w:ind w:left="2160" w:hanging="480"/>
+        <w:ind w:left="2160" w:hanging="360"/>
       </w:pPr>
     </w:lvl>
     <w:lvl w:ilvl="3">
@@ -3047,7 +2969,7 @@
       <w:lvlText w:val=" "/>
       <w:lvlJc w:val="left"/>
       <w:pPr>
-        <w:ind w:left="2880" w:hanging="480"/>
+        <w:ind w:left="2880" w:hanging="360"/>
       </w:pPr>
     </w:lvl>
     <w:lvl w:ilvl="4">
@@ -3055,7 +2977,7 @@
       <w:lvlText w:val=" "/>
       <w:lvlJc w:val="left"/>
       <w:pPr>
-        <w:ind w:left="3600" w:hanging="480"/>
+        <w:ind w:left="3600" w:hanging="360"/>
       </w:pPr>
     </w:lvl>
     <w:lvl w:ilvl="5">
@@ -3063,7 +2985,7 @@
       <w:lvlText w:val=" "/>
       <w:lvlJc w:val="left"/>
       <w:pPr>
-        <w:ind w:left="4320" w:hanging="480"/>
+        <w:ind w:left="4320" w:hanging="360"/>
       </w:pPr>
     </w:lvl>
     <w:lvl w:ilvl="6">
@@ -3071,7 +2993,7 @@
       <w:lvlText w:val=" "/>
       <w:lvlJc w:val="left"/>
       <w:pPr>
-        <w:ind w:left="5040" w:hanging="480"/>
+        <w:ind w:left="5040" w:hanging="360"/>
       </w:pPr>
     </w:lvl>
     <w:lvl w:ilvl="7">
@@ -3079,7 +3001,7 @@
       <w:lvlText w:val=" "/>
       <w:lvlJc w:val="left"/>
       <w:pPr>
-        <w:ind w:left="5760" w:hanging="480"/>
+        <w:ind w:left="5760" w:hanging="360"/>
       </w:pPr>
     </w:lvl>
     <w:lvl w:ilvl="8">
@@ -3087,84 +3009,111 @@
       <w:lvlText w:val=" "/>
       <w:lvlJc w:val="left"/>
       <w:pPr>
-        <w:ind w:left="6480" w:hanging="480"/>
+        <w:ind w:left="6480" w:hanging="360"/>
       </w:pPr>
     </w:lvl>
   </w:abstractNum>
   <w:abstractNum w:abstractNumId="991">
-    <w:nsid w:val="A991"/>
+    <w:nsid w:val="0000A991"/>
     <w:multiLevelType w:val="multilevel"/>
     <w:lvl w:ilvl="0">
       <w:numFmt w:val="bullet"/>
-      <w:lvlText w:val="•"/>
+      <w:lvlText w:val=""/>
       <w:lvlJc w:val="left"/>
       <w:pPr>
-        <w:ind w:left="720" w:hanging="480"/>
-      </w:pPr>
+        <w:ind w:left="720" w:hanging="360"/>
+      </w:pPr>
+      <w:rPr>
+        <w:rFonts w:ascii="Symbol" w:hAnsi="Symbol" w:cs="Symbol" w:hint="default"/>
+      </w:rPr>
     </w:lvl>
     <w:lvl w:ilvl="1">
       <w:numFmt w:val="bullet"/>
-      <w:lvlText w:val="–"/>
+      <w:lvlText w:val="o"/>
       <w:lvlJc w:val="left"/>
       <w:pPr>
-        <w:ind w:left="1440" w:hanging="480"/>
-      </w:pPr>
+        <w:ind w:left="1440" w:hanging="360"/>
+      </w:pPr>
+      <w:rPr>
+        <w:rFonts w:ascii="Courier New" w:hAnsi="Courier New" w:cs="Courier New" w:hint="default"/>
+      </w:rPr>
     </w:lvl>
     <w:lvl w:ilvl="2">
       <w:numFmt w:val="bullet"/>
-      <w:lvlText w:val="•"/>
+      <w:lvlText w:val=""/>
       <w:lvlJc w:val="left"/>
       <w:pPr>
-        <w:ind w:left="2160" w:hanging="480"/>
-      </w:pPr>
+        <w:ind w:left="2160" w:hanging="360"/>
+      </w:pPr>
+      <w:rPr>
+        <w:rFonts w:ascii="Wingdings" w:hAnsi="Wingdings" w:cs="Wingdings" w:hint="default"/>
+      </w:rPr>
     </w:lvl>
     <w:lvl w:ilvl="3">
       <w:numFmt w:val="bullet"/>
-      <w:lvlText w:val="–"/>
+      <w:lvlText w:val=""/>
       <w:lvlJc w:val="left"/>
       <w:pPr>
-        <w:ind w:left="2880" w:hanging="480"/>
-      </w:pPr>
+        <w:ind w:left="2880" w:hanging="360"/>
+      </w:pPr>
+      <w:rPr>
+        <w:rFonts w:ascii="Symbol" w:hAnsi="Symbol" w:cs="Symbol" w:hint="default"/>
+      </w:rPr>
     </w:lvl>
     <w:lvl w:ilvl="4">
       <w:numFmt w:val="bullet"/>
-      <w:lvlText w:val="•"/>
+      <w:lvlText w:val="o"/>
       <w:lvlJc w:val="left"/>
       <w:pPr>
-        <w:ind w:left="3600" w:hanging="480"/>
-      </w:pPr>
+        <w:ind w:left="3600" w:hanging="360"/>
+      </w:pPr>
+      <w:rPr>
+        <w:rFonts w:ascii="Courier New" w:hAnsi="Courier New" w:cs="Courier New" w:hint="default"/>
+      </w:rPr>
     </w:lvl>
     <w:lvl w:ilvl="5">
       <w:numFmt w:val="bullet"/>
-      <w:lvlText w:val="–"/>
+      <w:lvlText w:val=""/>
       <w:lvlJc w:val="left"/>
       <w:pPr>
-        <w:ind w:left="4320" w:hanging="480"/>
-      </w:pPr>
+        <w:ind w:left="4320" w:hanging="360"/>
+      </w:pPr>
+      <w:rPr>
+        <w:rFonts w:ascii="Wingdings" w:hAnsi="Wingdings" w:cs="Wingdings" w:hint="default"/>
+      </w:rPr>
     </w:lvl>
     <w:lvl w:ilvl="6">
       <w:numFmt w:val="bullet"/>
-      <w:lvlText w:val="•"/>
+      <w:lvlText w:val=""/>
       <w:lvlJc w:val="left"/>
       <w:pPr>
-        <w:ind w:left="5040" w:hanging="480"/>
-      </w:pPr>
+        <w:ind w:left="5040" w:hanging="360"/>
+      </w:pPr>
+      <w:rPr>
+        <w:rFonts w:ascii="Symbol" w:hAnsi="Symbol" w:cs="Symbol" w:hint="default"/>
+      </w:rPr>
     </w:lvl>
     <w:lvl w:ilvl="7">
       <w:numFmt w:val="bullet"/>
-      <w:lvlText w:val="–"/>
+      <w:lvlText w:val="o"/>
       <w:lvlJc w:val="left"/>
       <w:pPr>
-        <w:ind w:left="5760" w:hanging="480"/>
-      </w:pPr>
+        <w:ind w:left="5760" w:hanging="360"/>
+      </w:pPr>
+      <w:rPr>
+        <w:rFonts w:ascii="Courier New" w:hAnsi="Courier New" w:cs="Courier New" w:hint="default"/>
+      </w:rPr>
     </w:lvl>
     <w:lvl w:ilvl="8">
       <w:numFmt w:val="bullet"/>
-      <w:lvlText w:val="•"/>
+      <w:lvlText w:val=""/>
       <w:lvlJc w:val="left"/>
       <w:pPr>
-        <w:ind w:left="6480" w:hanging="480"/>
-      </w:pPr>
+        <w:ind w:left="6480" w:hanging="360"/>
+      </w:pPr>
+      <w:rPr>
+        <w:rFonts w:ascii="Wingdings" w:hAnsi="Wingdings" w:cs="Wingdings" w:hint="default"/>
+      </w:rPr>
     </w:lvl>
   </w:abstractNum>
   <w:num w:numId="1000">
@@ -3232,10 +3181,10 @@
     <w:name w:val="Body Text"/>
     <w:basedOn w:val="Normal"/>
     <w:link w:val="BodyTextChar"/>
+    <w:qFormat/>
     <w:pPr>
       <w:spacing w:after="180" w:before="180"/>
     </w:pPr>
-    <w:qFormat/>
   </w:style>
   <w:style w:customStyle="1" w:styleId="FirstParagraph" w:type="paragraph">
     <w:name w:val="First Paragraph"/>
@@ -3255,36 +3204,69 @@
     <w:name w:val="Title"/>
     <w:basedOn w:val="Normal"/>
     <w:next w:val="BodyText"/>
+    <w:link w:val="TitleChar"/>
+    <w:uiPriority w:val="10"/>
     <w:qFormat/>
+    <w:rsid w:val="00A10FD9"/>
     <w:pPr>
-      <w:keepNext/>
-      <w:keepLines/>
-      <w:spacing w:after="240" w:before="480"/>
+      <w:spacing w:after="80" w:line="240" w:lineRule="auto"/>
+      <w:contextualSpacing/>
       <w:jc w:val="center"/>
     </w:pPr>
     <w:rPr>
       <w:rFonts w:asciiTheme="majorHAnsi" w:cstheme="majorBidi" w:eastAsiaTheme="majorEastAsia" w:hAnsiTheme="majorHAnsi"/>
-      <w:b/>
-      <w:bCs/>
-      <w:color w:themeColor="accent1" w:themeShade="B5" w:val="345A8A"/>
-      <w:sz w:val="36"/>
-      <w:szCs w:val="36"/>
+      <w:spacing w:val="-10"/>
+      <w:kern w:val="28"/>
+      <w:sz w:val="56"/>
+      <w:szCs w:val="56"/>
+    </w:rPr>
+  </w:style>
+  <w:style w:customStyle="1" w:styleId="TitleChar" w:type="character">
+    <w:name w:val="Title Char"/>
+    <w:basedOn w:val="DefaultParagraphFont"/>
+    <w:link w:val="Title"/>
+    <w:uiPriority w:val="10"/>
+    <w:rsid w:val="00A10FD9"/>
+    <w:rPr>
+      <w:rFonts w:asciiTheme="majorHAnsi" w:cstheme="majorBidi" w:eastAsiaTheme="majorEastAsia" w:hAnsiTheme="majorHAnsi"/>
+      <w:spacing w:val="-10"/>
+      <w:kern w:val="28"/>
+      <w:sz w:val="56"/>
+      <w:szCs w:val="56"/>
     </w:rPr>
   </w:style>
   <w:style w:styleId="Subtitle" w:type="paragraph">
     <w:name w:val="Subtitle"/>
     <w:basedOn w:val="Title"/>
     <w:next w:val="BodyText"/>
+    <w:link w:val="SubtitleChar"/>
+    <w:uiPriority w:val="11"/>
     <w:qFormat/>
+    <w:rsid w:val="00A10FD9"/>
     <w:pPr>
-      <w:keepNext/>
-      <w:keepLines/>
-      <w:spacing w:after="240" w:before="240"/>
-      <w:jc w:val="center"/>
+      <w:numPr>
+        <w:ilvl w:val="1"/>
+      </w:numPr>
     </w:pPr>
     <w:rPr>
-      <w:sz w:val="30"/>
-      <w:szCs w:val="30"/>
+      <w:rFonts w:cstheme="majorBidi" w:eastAsiaTheme="majorEastAsia"/>
+      <w:spacing w:val="15"/>
+      <w:sz w:val="28"/>
+      <w:szCs w:val="28"/>
+    </w:rPr>
+  </w:style>
+  <w:style w:customStyle="1" w:styleId="SubtitleChar" w:type="character">
+    <w:name w:val="Subtitle Char"/>
+    <w:basedOn w:val="DefaultParagraphFont"/>
+    <w:link w:val="Subtitle"/>
+    <w:uiPriority w:val="11"/>
+    <w:rsid w:val="00A10FD9"/>
+    <w:rPr>
+      <w:rFonts w:cstheme="majorBidi" w:eastAsiaTheme="majorEastAsia"/>
+      <w:color w:themeColor="text1" w:themeTint="A6" w:val="595959"/>
+      <w:spacing w:val="15"/>
+      <w:sz w:val="28"/>
+      <w:szCs w:val="28"/>
     </w:rPr>
   </w:style>
   <w:style w:customStyle="1" w:styleId="Author" w:type="paragraph">
@@ -3315,15 +3297,13 @@
     <w:pPr>
       <w:keepNext/>
       <w:keepLines/>
+      <w:spacing w:after="0" w:before="300"/>
       <w:jc w:val="center"/>
-      <w:spacing w:after="0" w:before="300"/>
     </w:pPr>
     <w:rPr>
+      <w:b/>
       <w:sz w:val="20"/>
       <w:szCs w:val="20"/>
-      <w:b/>
-      <w:color w:val="345A8A"/>
-      &gt;
     </w:rPr>
   </w:style>
   <w:style w:customStyle="1" w:styleId="Abstract" w:type="paragraph">
@@ -3350,191 +3330,321 @@
     <w:rPr/>
   </w:style>
   <w:style w:styleId="Heading1" w:type="paragraph">
-    <w:name w:val="Heading 1"/>
+    <w:name w:val="heading 1"/>
     <w:basedOn w:val="Normal"/>
     <w:next w:val="BodyText"/>
+    <w:link w:val="Heading1Char"/>
     <w:uiPriority w:val="9"/>
     <w:qFormat/>
+    <w:rsid w:val="00A10FD9"/>
     <w:pPr>
       <w:keepNext/>
       <w:keepLines/>
-      <w:spacing w:after="0" w:before="480"/>
+      <w:spacing w:after="80" w:before="360"/>
       <w:outlineLvl w:val="0"/>
     </w:pPr>
     <w:rPr>
       <w:rFonts w:asciiTheme="majorHAnsi" w:cstheme="majorBidi" w:eastAsiaTheme="majorEastAsia" w:hAnsiTheme="majorHAnsi"/>
-      <w:b/>
-      <w:bCs/>
-      <w:color w:themeColor="accent1" w:val="4F81BD"/>
-      <w:sz w:val="32"/>
-      <w:szCs w:val="32"/>
+      <w:color w:themeColor="accent1" w:themeShade="BF" w:val="0F4761"/>
+      <w:sz w:val="40"/>
+      <w:szCs w:val="40"/>
     </w:rPr>
   </w:style>
   <w:style w:styleId="Heading2" w:type="paragraph">
-    <w:name w:val="Heading 2"/>
+    <w:name w:val="heading 2"/>
     <w:basedOn w:val="Normal"/>
     <w:next w:val="BodyText"/>
+    <w:link w:val="Heading2Char"/>
     <w:uiPriority w:val="9"/>
+    <w:semiHidden/>
     <w:unhideWhenUsed/>
     <w:qFormat/>
+    <w:rsid w:val="00A10FD9"/>
     <w:pPr>
       <w:keepNext/>
       <w:keepLines/>
-      <w:spacing w:after="0" w:before="200"/>
+      <w:spacing w:after="80" w:before="160"/>
       <w:outlineLvl w:val="1"/>
     </w:pPr>
     <w:rPr>
       <w:rFonts w:asciiTheme="majorHAnsi" w:cstheme="majorBidi" w:eastAsiaTheme="majorEastAsia" w:hAnsiTheme="majorHAnsi"/>
-      <w:b/>
-      <w:bCs/>
-      <w:color w:themeColor="accent1" w:val="4F81BD"/>
-      <w:sz w:val="28"/>
-      <w:szCs w:val="28"/>
+      <w:color w:themeColor="accent1" w:themeShade="BF" w:val="0F4761"/>
+      <w:sz w:val="32"/>
+      <w:szCs w:val="32"/>
     </w:rPr>
   </w:style>
   <w:style w:styleId="Heading3" w:type="paragraph">
-    <w:name w:val="Heading 3"/>
+    <w:name w:val="heading 3"/>
     <w:basedOn w:val="Normal"/>
     <w:next w:val="BodyText"/>
+    <w:link w:val="Heading3Char"/>
     <w:uiPriority w:val="9"/>
+    <w:semiHidden/>
     <w:unhideWhenUsed/>
     <w:qFormat/>
+    <w:rsid w:val="00A10FD9"/>
     <w:pPr>
       <w:keepNext/>
       <w:keepLines/>
-      <w:spacing w:after="0" w:before="200"/>
+      <w:spacing w:after="80" w:before="160"/>
       <w:outlineLvl w:val="2"/>
     </w:pPr>
     <w:rPr>
-      <w:rFonts w:asciiTheme="majorHAnsi" w:cstheme="majorBidi" w:eastAsiaTheme="majorEastAsia" w:hAnsiTheme="majorHAnsi"/>
-      <w:b/>
-      <w:bCs/>
-      <w:color w:themeColor="accent1" w:val="4F81BD"/>
-      <w:sz w:val="24"/>
-      <w:szCs w:val="24"/>
+      <w:rFonts w:cstheme="majorBidi" w:eastAsiaTheme="majorEastAsia"/>
+      <w:color w:themeColor="accent1" w:themeShade="BF" w:val="0F4761"/>
+      <w:sz w:val="28"/>
+      <w:szCs w:val="28"/>
     </w:rPr>
   </w:style>
   <w:style w:styleId="Heading4" w:type="paragraph">
-    <w:name w:val="Heading 4"/>
+    <w:name w:val="heading 4"/>
     <w:basedOn w:val="Normal"/>
     <w:next w:val="BodyText"/>
+    <w:link w:val="Heading4Char"/>
     <w:uiPriority w:val="9"/>
+    <w:semiHidden/>
     <w:unhideWhenUsed/>
     <w:qFormat/>
+    <w:rsid w:val="00A10FD9"/>
     <w:pPr>
       <w:keepNext/>
       <w:keepLines/>
-      <w:spacing w:after="0" w:before="200"/>
+      <w:spacing w:after="40" w:before="80"/>
       <w:outlineLvl w:val="3"/>
     </w:pPr>
     <w:rPr>
-      <w:rFonts w:asciiTheme="majorHAnsi" w:cstheme="majorBidi" w:eastAsiaTheme="majorEastAsia" w:hAnsiTheme="majorHAnsi"/>
+      <w:rFonts w:cstheme="majorBidi" w:eastAsiaTheme="majorEastAsia"/>
       <w:i/>
-      <w:bCs/>
-      <w:color w:themeColor="accent1" w:val="4F81BD"/>
-      <w:sz w:val="24"/>
-      <w:szCs w:val="24"/>
+      <w:iCs/>
+      <w:color w:themeColor="accent1" w:themeShade="BF" w:val="0F4761"/>
     </w:rPr>
   </w:style>
   <w:style w:styleId="Heading5" w:type="paragraph">
-    <w:name w:val="Heading 5"/>
+    <w:name w:val="heading 5"/>
     <w:basedOn w:val="Normal"/>
     <w:next w:val="BodyText"/>
+    <w:link w:val="Heading5Char"/>
     <w:uiPriority w:val="9"/>
+    <w:semiHidden/>
     <w:unhideWhenUsed/>
     <w:qFormat/>
+    <w:rsid w:val="00A10FD9"/>
     <w:pPr>
       <w:keepNext/>
       <w:keepLines/>
-      <w:spacing w:after="0" w:before="200"/>
+      <w:spacing w:after="40" w:before="80"/>
       <w:outlineLvl w:val="4"/>
     </w:pPr>
     <w:rPr>
-      <w:rFonts w:asciiTheme="majorHAnsi" w:cstheme="majorBidi" w:eastAsiaTheme="majorEastAsia" w:hAnsiTheme="majorHAnsi"/>
-      <w:iCs/>
-      <w:color w:themeColor="accent1" w:val="4F81BD"/>
-      <w:sz w:val="24"/>
-      <w:szCs w:val="24"/>
+      <w:rFonts w:cstheme="majorBidi" w:eastAsiaTheme="majorEastAsia"/>
+      <w:color w:themeColor="accent1" w:themeShade="BF" w:val="0F4761"/>
     </w:rPr>
   </w:style>
   <w:style w:styleId="Heading6" w:type="paragraph">
-    <w:name w:val="Heading 6"/>
+    <w:name w:val="heading 6"/>
     <w:basedOn w:val="Normal"/>
     <w:next w:val="BodyText"/>
+    <w:link w:val="Heading6Char"/>
     <w:uiPriority w:val="9"/>
+    <w:semiHidden/>
     <w:unhideWhenUsed/>
     <w:qFormat/>
+    <w:rsid w:val="00A10FD9"/>
     <w:pPr>
       <w:keepNext/>
       <w:keepLines/>
-      <w:spacing w:after="0" w:before="200"/>
+      <w:spacing w:after="0" w:before="40"/>
       <w:outlineLvl w:val="5"/>
     </w:pPr>
     <w:rPr>
-      <w:rFonts w:asciiTheme="majorHAnsi" w:cstheme="majorBidi" w:eastAsiaTheme="majorEastAsia" w:hAnsiTheme="majorHAnsi"/>
-      <w:color w:themeColor="accent1" w:val="4F81BD"/>
-      <w:sz w:val="24"/>
-      <w:szCs w:val="24"/>
+      <w:rFonts w:cstheme="majorBidi" w:eastAsiaTheme="majorEastAsia"/>
+      <w:i/>
+      <w:iCs/>
+      <w:color w:themeColor="text1" w:themeTint="A6" w:val="595959"/>
     </w:rPr>
   </w:style>
   <w:style w:styleId="Heading7" w:type="paragraph">
-    <w:name w:val="Heading 7"/>
+    <w:name w:val="heading 7"/>
     <w:basedOn w:val="Normal"/>
     <w:next w:val="BodyText"/>
+    <w:link w:val="Heading7Char"/>
     <w:uiPriority w:val="9"/>
+    <w:semiHidden/>
     <w:unhideWhenUsed/>
     <w:qFormat/>
+    <w:rsid w:val="00A10FD9"/>
     <w:pPr>
       <w:keepNext/>
       <w:keepLines/>
-      <w:spacing w:after="0" w:before="200"/>
+      <w:spacing w:after="0" w:before="40"/>
       <w:outlineLvl w:val="6"/>
     </w:pPr>
     <w:rPr>
-      <w:rFonts w:asciiTheme="majorHAnsi" w:cstheme="majorBidi" w:eastAsiaTheme="majorEastAsia" w:hAnsiTheme="majorHAnsi"/>
-      <w:color w:themeColor="accent1" w:val="4F81BD"/>
-      <w:sz w:val="24"/>
-      <w:szCs w:val="24"/>
+      <w:rFonts w:cstheme="majorBidi" w:eastAsiaTheme="majorEastAsia"/>
+      <w:color w:themeColor="text1" w:themeTint="A6" w:val="595959"/>
     </w:rPr>
   </w:style>
   <w:style w:styleId="Heading8" w:type="paragraph">
-    <w:name w:val="Heading 8"/>
+    <w:name w:val="heading 8"/>
     <w:basedOn w:val="Normal"/>
     <w:next w:val="BodyText"/>
+    <w:link w:val="Heading8Char"/>
     <w:uiPriority w:val="9"/>
+    <w:semiHidden/>
     <w:unhideWhenUsed/>
     <w:qFormat/>
+    <w:rsid w:val="00A10FD9"/>
     <w:pPr>
       <w:keepNext/>
       <w:keepLines/>
-      <w:spacing w:after="0" w:before="200"/>
+      <w:spacing w:after="0"/>
       <w:outlineLvl w:val="7"/>
     </w:pPr>
     <w:rPr>
-      <w:rFonts w:asciiTheme="majorHAnsi" w:cstheme="majorBidi" w:eastAsiaTheme="majorEastAsia" w:hAnsiTheme="majorHAnsi"/>
-      <w:color w:themeColor="accent1" w:val="4F81BD"/>
-      <w:sz w:val="24"/>
-      <w:szCs w:val="24"/>
+      <w:rFonts w:cstheme="majorBidi" w:eastAsiaTheme="majorEastAsia"/>
+      <w:i/>
+      <w:iCs/>
+      <w:color w:themeColor="text1" w:themeTint="D8" w:val="272727"/>
     </w:rPr>
   </w:style>
   <w:style w:styleId="Heading9" w:type="paragraph">
-    <w:name w:val="Heading 9"/>
+    <w:name w:val="heading 9"/>
     <w:basedOn w:val="Normal"/>
     <w:next w:val="BodyText"/>
+    <w:link w:val="Heading9Char"/>
     <w:uiPriority w:val="9"/>
+    <w:semiHidden/>
     <w:unhideWhenUsed/>
     <w:qFormat/>
+    <w:rsid w:val="00A10FD9"/>
     <w:pPr>
       <w:keepNext/>
       <w:keepLines/>
-      <w:spacing w:after="0" w:before="200"/>
+      <w:spacing w:after="0"/>
       <w:outlineLvl w:val="8"/>
     </w:pPr>
     <w:rPr>
+      <w:rFonts w:cstheme="majorBidi" w:eastAsiaTheme="majorEastAsia"/>
+      <w:color w:themeColor="text1" w:themeTint="D8" w:val="272727"/>
+    </w:rPr>
+  </w:style>
+  <w:style w:customStyle="1" w:styleId="Heading1Char" w:type="character">
+    <w:name w:val="Heading 1 Char"/>
+    <w:basedOn w:val="DefaultParagraphFont"/>
+    <w:link w:val="Heading1"/>
+    <w:uiPriority w:val="9"/>
+    <w:rsid w:val="00A10FD9"/>
+    <w:rPr>
       <w:rFonts w:asciiTheme="majorHAnsi" w:cstheme="majorBidi" w:eastAsiaTheme="majorEastAsia" w:hAnsiTheme="majorHAnsi"/>
-      <w:color w:themeColor="accent1" w:val="4F81BD"/>
-      <w:sz w:val="24"/>
-      <w:szCs w:val="24"/>
+      <w:color w:themeColor="accent1" w:themeShade="BF" w:val="0F4761"/>
+      <w:sz w:val="40"/>
+      <w:szCs w:val="40"/>
+    </w:rPr>
+  </w:style>
+  <w:style w:customStyle="1" w:styleId="Heading2Char" w:type="character">
+    <w:name w:val="Heading 2 Char"/>
+    <w:basedOn w:val="DefaultParagraphFont"/>
+    <w:link w:val="Heading2"/>
+    <w:uiPriority w:val="9"/>
+    <w:semiHidden/>
+    <w:rsid w:val="00A10FD9"/>
+    <w:rPr>
+      <w:rFonts w:asciiTheme="majorHAnsi" w:cstheme="majorBidi" w:eastAsiaTheme="majorEastAsia" w:hAnsiTheme="majorHAnsi"/>
+      <w:color w:themeColor="accent1" w:themeShade="BF" w:val="0F4761"/>
+      <w:sz w:val="32"/>
+      <w:szCs w:val="32"/>
+    </w:rPr>
+  </w:style>
+  <w:style w:customStyle="1" w:styleId="Heading3Char" w:type="character">
+    <w:name w:val="Heading 3 Char"/>
+    <w:basedOn w:val="DefaultParagraphFont"/>
+    <w:link w:val="Heading3"/>
+    <w:uiPriority w:val="9"/>
+    <w:semiHidden/>
+    <w:rsid w:val="00A10FD9"/>
+    <w:rPr>
+      <w:rFonts w:cstheme="majorBidi" w:eastAsiaTheme="majorEastAsia"/>
+      <w:color w:themeColor="accent1" w:themeShade="BF" w:val="0F4761"/>
+      <w:sz w:val="28"/>
+      <w:szCs w:val="28"/>
+    </w:rPr>
+  </w:style>
+  <w:style w:customStyle="1" w:styleId="Heading4Char" w:type="character">
+    <w:name w:val="Heading 4 Char"/>
+    <w:basedOn w:val="DefaultParagraphFont"/>
+    <w:link w:val="Heading4"/>
+    <w:uiPriority w:val="9"/>
+    <w:semiHidden/>
+    <w:rsid w:val="00A10FD9"/>
+    <w:rPr>
+      <w:rFonts w:cstheme="majorBidi" w:eastAsiaTheme="majorEastAsia"/>
+      <w:i/>
+      <w:iCs/>
+      <w:color w:themeColor="accent1" w:themeShade="BF" w:val="0F4761"/>
+    </w:rPr>
+  </w:style>
+  <w:style w:customStyle="1" w:styleId="Heading5Char" w:type="character">
+    <w:name w:val="Heading 5 Char"/>
+    <w:basedOn w:val="DefaultParagraphFont"/>
+    <w:link w:val="Heading5"/>
+    <w:uiPriority w:val="9"/>
+    <w:semiHidden/>
+    <w:rsid w:val="00A10FD9"/>
+    <w:rPr>
+      <w:rFonts w:cstheme="majorBidi" w:eastAsiaTheme="majorEastAsia"/>
+      <w:color w:themeColor="accent1" w:themeShade="BF" w:val="0F4761"/>
+    </w:rPr>
+  </w:style>
+  <w:style w:customStyle="1" w:styleId="Heading6Char" w:type="character">
+    <w:name w:val="Heading 6 Char"/>
+    <w:basedOn w:val="DefaultParagraphFont"/>
+    <w:link w:val="Heading6"/>
+    <w:uiPriority w:val="9"/>
+    <w:semiHidden/>
+    <w:rsid w:val="00A10FD9"/>
+    <w:rPr>
+      <w:rFonts w:cstheme="majorBidi" w:eastAsiaTheme="majorEastAsia"/>
+      <w:i/>
+      <w:iCs/>
+      <w:color w:themeColor="text1" w:themeTint="A6" w:val="595959"/>
+    </w:rPr>
+  </w:style>
+  <w:style w:customStyle="1" w:styleId="Heading7Char" w:type="character">
+    <w:name w:val="Heading 7 Char"/>
+    <w:basedOn w:val="DefaultParagraphFont"/>
+    <w:link w:val="Heading7"/>
+    <w:uiPriority w:val="9"/>
+    <w:semiHidden/>
+    <w:rsid w:val="00A10FD9"/>
+    <w:rPr>
+      <w:rFonts w:cstheme="majorBidi" w:eastAsiaTheme="majorEastAsia"/>
+      <w:color w:themeColor="text1" w:themeTint="A6" w:val="595959"/>
+    </w:rPr>
+  </w:style>
+  <w:style w:customStyle="1" w:styleId="Heading8Char" w:type="character">
+    <w:name w:val="Heading 8 Char"/>
+    <w:basedOn w:val="DefaultParagraphFont"/>
+    <w:link w:val="Heading8"/>
+    <w:uiPriority w:val="9"/>
+    <w:semiHidden/>
+    <w:rsid w:val="00A10FD9"/>
+    <w:rPr>
+      <w:rFonts w:cstheme="majorBidi" w:eastAsiaTheme="majorEastAsia"/>
+      <w:i/>
+      <w:iCs/>
+      <w:color w:themeColor="text1" w:themeTint="D8" w:val="272727"/>
+    </w:rPr>
+  </w:style>
+  <w:style w:customStyle="1" w:styleId="Heading9Char" w:type="character">
+    <w:name w:val="Heading 9 Char"/>
+    <w:basedOn w:val="DefaultParagraphFont"/>
+    <w:link w:val="Heading9"/>
+    <w:uiPriority w:val="9"/>
+    <w:semiHidden/>
+    <w:rsid w:val="00A10FD9"/>
+    <w:rPr>
+      <w:rFonts w:cstheme="majorBidi" w:eastAsiaTheme="majorEastAsia"/>
+      <w:color w:themeColor="text1" w:themeTint="D8" w:val="272727"/>
     </w:rPr>
   </w:style>
   <w:style w:styleId="BlockText" w:type="paragraph">
@@ -3556,6 +3666,18 @@
     <w:uiPriority w:val="9"/>
     <w:unhideWhenUsed/>
     <w:qFormat/>
+  </w:style>
+  <w:style w:styleId="FootnoteBlockText" w:type="paragraph">
+    <w:name w:val="Footnote Block Text"/>
+    <w:basedOn w:val="FootnoteText"/>
+    <w:next w:val="FootnoteText"/>
+    <w:uiPriority w:val="9"/>
+    <w:unhideWhenUsed/>
+    <w:qFormat/>
+    <w:pPr>
+      <w:spacing w:after="100" w:before="100"/>
+      <w:ind w:firstLine="0" w:left="480" w:right="480"/>
+    </w:pPr>
   </w:style>
   <w:style w:default="1" w:styleId="DefaultParagraphFont" w:type="character">
     <w:name w:val="Default Paragraph Font"/>
@@ -3586,10 +3708,10 @@
         <w:jc w:val="left"/>
       </w:trPr>
       <w:tcPr>
-        <w:vAlign w:val="bottom"/>
         <w:tcBorders>
           <w:bottom w:val="single"/>
         </w:tcBorders>
+        <w:vAlign w:val="bottom"/>
       </w:tcPr>
     </w:tblStylePr>
   </w:style>
@@ -3705,9 +3827,9 @@
     <w:name w:val="KeywordTok"/>
     <w:basedOn w:val="VerbatimChar"/>
     <w:rPr>
+      <w:b/>
       <w:color w:val="204a87"/>
       <w:shd w:val="clear" w:fill="f8f8f8"/>
-      <w:b/>
     </w:rPr>
   </w:style>
   <w:style w:type="character" w:customStyle="1" w:styleId="DataTypeTok">
@@ -3762,9 +3884,9 @@
     <w:name w:val="SpecialCharTok"/>
     <w:basedOn w:val="VerbatimChar"/>
     <w:rPr>
+      <w:b/>
       <w:color w:val="ce5c00"/>
       <w:shd w:val="clear" w:fill="f8f8f8"/>
-      <w:b/>
     </w:rPr>
   </w:style>
   <w:style w:type="character" w:customStyle="1" w:styleId="StringTok">
@@ -3802,39 +3924,39 @@
     <w:name w:val="CommentTok"/>
     <w:basedOn w:val="VerbatimChar"/>
     <w:rPr>
+      <w:i/>
       <w:color w:val="8f5902"/>
       <w:shd w:val="clear" w:fill="f8f8f8"/>
-      <w:i/>
     </w:rPr>
   </w:style>
   <w:style w:type="character" w:customStyle="1" w:styleId="DocumentationTok">
     <w:name w:val="DocumentationTok"/>
     <w:basedOn w:val="VerbatimChar"/>
     <w:rPr>
+      <w:b/>
+      <w:i/>
       <w:color w:val="8f5902"/>
       <w:shd w:val="clear" w:fill="f8f8f8"/>
-      <w:b/>
-      <w:i/>
     </w:rPr>
   </w:style>
   <w:style w:type="character" w:customStyle="1" w:styleId="AnnotationTok">
     <w:name w:val="AnnotationTok"/>
     <w:basedOn w:val="VerbatimChar"/>
     <w:rPr>
+      <w:b/>
+      <w:i/>
       <w:color w:val="8f5902"/>
       <w:shd w:val="clear" w:fill="f8f8f8"/>
-      <w:b/>
-      <w:i/>
     </w:rPr>
   </w:style>
   <w:style w:type="character" w:customStyle="1" w:styleId="CommentVarTok">
     <w:name w:val="CommentVarTok"/>
     <w:basedOn w:val="VerbatimChar"/>
     <w:rPr>
+      <w:b/>
+      <w:i/>
       <w:color w:val="8f5902"/>
       <w:shd w:val="clear" w:fill="f8f8f8"/>
-      <w:b/>
-      <w:i/>
     </w:rPr>
   </w:style>
   <w:style w:type="character" w:customStyle="1" w:styleId="OtherTok">
@@ -3849,9 +3971,9 @@
     <w:name w:val="FunctionTok"/>
     <w:basedOn w:val="VerbatimChar"/>
     <w:rPr>
+      <w:b/>
       <w:color w:val="204a87"/>
       <w:shd w:val="clear" w:fill="f8f8f8"/>
-      <w:b/>
     </w:rPr>
   </w:style>
   <w:style w:type="character" w:customStyle="1" w:styleId="VariableTok">
@@ -3866,18 +3988,18 @@
     <w:name w:val="ControlFlowTok"/>
     <w:basedOn w:val="VerbatimChar"/>
     <w:rPr>
+      <w:b/>
       <w:color w:val="204a87"/>
       <w:shd w:val="clear" w:fill="f8f8f8"/>
-      <w:b/>
     </w:rPr>
   </w:style>
   <w:style w:type="character" w:customStyle="1" w:styleId="OperatorTok">
     <w:name w:val="OperatorTok"/>
     <w:basedOn w:val="VerbatimChar"/>
     <w:rPr>
+      <w:b/>
       <w:color w:val="ce5c00"/>
       <w:shd w:val="clear" w:fill="f8f8f8"/>
-      <w:b/>
     </w:rPr>
   </w:style>
   <w:style w:type="character" w:customStyle="1" w:styleId="BuiltInTok">
@@ -3898,9 +4020,9 @@
     <w:name w:val="PreprocessorTok"/>
     <w:basedOn w:val="VerbatimChar"/>
     <w:rPr>
+      <w:i/>
       <w:color w:val="8f5902"/>
       <w:shd w:val="clear" w:fill="f8f8f8"/>
-      <w:i/>
     </w:rPr>
   </w:style>
   <w:style w:type="character" w:customStyle="1" w:styleId="AttributeTok">
@@ -3922,20 +4044,20 @@
     <w:name w:val="InformationTok"/>
     <w:basedOn w:val="VerbatimChar"/>
     <w:rPr>
+      <w:b/>
+      <w:i/>
       <w:color w:val="8f5902"/>
       <w:shd w:val="clear" w:fill="f8f8f8"/>
-      <w:b/>
-      <w:i/>
     </w:rPr>
   </w:style>
   <w:style w:type="character" w:customStyle="1" w:styleId="WarningTok">
     <w:name w:val="WarningTok"/>
     <w:basedOn w:val="VerbatimChar"/>
     <w:rPr>
+      <w:b/>
+      <w:i/>
       <w:color w:val="8f5902"/>
       <w:shd w:val="clear" w:fill="f8f8f8"/>
-      <w:b/>
-      <w:i/>
     </w:rPr>
   </w:style>
   <w:style w:type="character" w:customStyle="1" w:styleId="AlertTok">
@@ -3950,9 +4072,9 @@
     <w:name w:val="ErrorTok"/>
     <w:basedOn w:val="VerbatimChar"/>
     <w:rPr>
+      <w:b/>
       <w:color w:val="a40000"/>
       <w:shd w:val="clear" w:fill="f8f8f8"/>
-      <w:b/>
     </w:rPr>
   </w:style>
   <w:style w:type="character" w:customStyle="1" w:styleId="NormalTok">
@@ -3976,44 +4098,44 @@
         <a:sysClr val="window" lastClr="FFFFFF"/>
       </a:lt1>
       <a:dk2>
-        <a:srgbClr val="1F497D"/>
+        <a:srgbClr val="0E2841"/>
       </a:dk2>
       <a:lt2>
-        <a:srgbClr val="EEECE1"/>
+        <a:srgbClr val="E8E8E8"/>
       </a:lt2>
       <a:accent1>
-        <a:srgbClr val="4F81BD"/>
+        <a:srgbClr val="156082"/>
       </a:accent1>
       <a:accent2>
-        <a:srgbClr val="C0504D"/>
+        <a:srgbClr val="E97132"/>
       </a:accent2>
       <a:accent3>
-        <a:srgbClr val="9BBB59"/>
+        <a:srgbClr val="196B24"/>
       </a:accent3>
       <a:accent4>
-        <a:srgbClr val="8064A2"/>
+        <a:srgbClr val="0F9ED5"/>
       </a:accent4>
       <a:accent5>
-        <a:srgbClr val="4BACC6"/>
+        <a:srgbClr val="A02B93"/>
       </a:accent5>
       <a:accent6>
-        <a:srgbClr val="F79646"/>
+        <a:srgbClr val="4EA72E"/>
       </a:accent6>
       <a:hlink>
-        <a:srgbClr val="0000FF"/>
+        <a:srgbClr val="467886"/>
       </a:hlink>
       <a:folHlink>
-        <a:srgbClr val="800080"/>
+        <a:srgbClr val="96607D"/>
       </a:folHlink>
     </a:clrScheme>
     <a:fontScheme name="Office">
       <a:majorFont>
-        <a:latin typeface="Calibri"/>
+        <a:latin typeface="Aptos Display" panose="02110004020202020204"/>
         <a:ea typeface=""/>
         <a:cs typeface=""/>
-        <a:font script="Jpan" typeface="ＭＳ ゴシック"/>
+        <a:font script="Jpan" typeface="游ゴシック Light"/>
         <a:font script="Hang" typeface="맑은 고딕"/>
-        <a:font script="Hans" typeface="宋体"/>
+        <a:font script="Hans" typeface="等线 Light"/>
         <a:font script="Hant" typeface="新細明體"/>
         <a:font script="Arab" typeface="Times New Roman"/>
         <a:font script="Hebr" typeface="Times New Roman"/>
@@ -4040,14 +4162,32 @@
         <a:font script="Mong" typeface="Mongolian Baiti"/>
         <a:font script="Viet" typeface="Times New Roman"/>
         <a:font script="Uigh" typeface="Microsoft Uighur"/>
+        <a:font script="Geor" typeface="Sylfaen"/>
+        <a:font script="Armn" typeface="Arial"/>
+        <a:font script="Bugi" typeface="Leelawadee UI"/>
+        <a:font script="Bopo" typeface="Microsoft JhengHei"/>
+        <a:font script="Java" typeface="Javanese Text"/>
+        <a:font script="Lisu" typeface="Segoe UI"/>
+        <a:font script="Mymr" typeface="Myanmar Text"/>
+        <a:font script="Nkoo" typeface="Ebrima"/>
+        <a:font script="Olck" typeface="Nirmala UI"/>
+        <a:font script="Osma" typeface="Ebrima"/>
+        <a:font script="Phag" typeface="Phagspa"/>
+        <a:font script="Syrn" typeface="Estrangelo Edessa"/>
+        <a:font script="Syrj" typeface="Estrangelo Edessa"/>
+        <a:font script="Syre" typeface="Estrangelo Edessa"/>
+        <a:font script="Sora" typeface="Nirmala UI"/>
+        <a:font script="Tale" typeface="Microsoft Tai Le"/>
+        <a:font script="Talu" typeface="Microsoft New Tai Lue"/>
+        <a:font script="Tfng" typeface="Ebrima"/>
       </a:majorFont>
       <a:minorFont>
-        <a:latin typeface="Cambria"/>
+        <a:latin typeface="Aptos" panose="02110004020202020204"/>
         <a:ea typeface=""/>
         <a:cs typeface=""/>
-        <a:font script="Jpan" typeface="ＭＳ 明朝"/>
+        <a:font script="Jpan" typeface="游明朝"/>
         <a:font script="Hang" typeface="맑은 고딕"/>
-        <a:font script="Hans" typeface="宋体"/>
+        <a:font script="Hans" typeface="等线"/>
         <a:font script="Hant" typeface="新細明體"/>
         <a:font script="Arab" typeface="Arial"/>
         <a:font script="Hebr" typeface="Arial"/>
@@ -4074,6 +4214,24 @@
         <a:font script="Mong" typeface="Mongolian Baiti"/>
         <a:font script="Viet" typeface="Arial"/>
         <a:font script="Uigh" typeface="Microsoft Uighur"/>
+        <a:font script="Geor" typeface="Sylfaen"/>
+        <a:font script="Armn" typeface="Arial"/>
+        <a:font script="Bugi" typeface="Leelawadee UI"/>
+        <a:font script="Bopo" typeface="Microsoft JhengHei"/>
+        <a:font script="Java" typeface="Javanese Text"/>
+        <a:font script="Lisu" typeface="Segoe UI"/>
+        <a:font script="Mymr" typeface="Myanmar Text"/>
+        <a:font script="Nkoo" typeface="Ebrima"/>
+        <a:font script="Olck" typeface="Nirmala UI"/>
+        <a:font script="Osma" typeface="Ebrima"/>
+        <a:font script="Phag" typeface="Phagspa"/>
+        <a:font script="Syrn" typeface="Estrangelo Edessa"/>
+        <a:font script="Syrj" typeface="Estrangelo Edessa"/>
+        <a:font script="Syre" typeface="Estrangelo Edessa"/>
+        <a:font script="Sora" typeface="Nirmala UI"/>
+        <a:font script="Tale" typeface="Microsoft Tai Le"/>
+        <a:font script="Talu" typeface="Microsoft New Tai Lue"/>
+        <a:font script="Tfng" typeface="Ebrima"/>
       </a:minorFont>
     </a:fontScheme>
     <a:fmtScheme name="Office">
@@ -4085,200 +4243,141 @@
           <a:gsLst>
             <a:gs pos="0">
               <a:schemeClr val="phClr">
-                <a:tint val="50000"/>
-                <a:satMod val="300000"/>
+                <a:lumMod val="110000"/>
+                <a:satMod val="105000"/>
+                <a:tint val="67000"/>
               </a:schemeClr>
             </a:gs>
-            <a:gs pos="35000">
+            <a:gs pos="50000">
               <a:schemeClr val="phClr">
-                <a:tint val="37000"/>
-                <a:satMod val="300000"/>
+                <a:lumMod val="105000"/>
+                <a:satMod val="103000"/>
+                <a:tint val="73000"/>
               </a:schemeClr>
             </a:gs>
             <a:gs pos="100000">
               <a:schemeClr val="phClr">
-                <a:tint val="15000"/>
-                <a:satMod val="350000"/>
+                <a:lumMod val="105000"/>
+                <a:satMod val="109000"/>
+                <a:tint val="81000"/>
               </a:schemeClr>
             </a:gs>
           </a:gsLst>
-          <a:lin ang="16200000" scaled="1"/>
+          <a:lin ang="5400000" scaled="0"/>
         </a:gradFill>
         <a:gradFill rotWithShape="1">
           <a:gsLst>
             <a:gs pos="0">
               <a:schemeClr val="phClr">
-                <a:tint val="100000"/>
+                <a:satMod val="103000"/>
+                <a:lumMod val="102000"/>
+                <a:tint val="94000"/>
+              </a:schemeClr>
+            </a:gs>
+            <a:gs pos="50000">
+              <a:schemeClr val="phClr">
+                <a:satMod val="110000"/>
+                <a:lumMod val="100000"/>
                 <a:shade val="100000"/>
-                <a:satMod val="130000"/>
               </a:schemeClr>
             </a:gs>
             <a:gs pos="100000">
               <a:schemeClr val="phClr">
-                <a:tint val="50000"/>
-                <a:shade val="100000"/>
-                <a:satMod val="350000"/>
+                <a:lumMod val="99000"/>
+                <a:satMod val="120000"/>
+                <a:shade val="78000"/>
               </a:schemeClr>
             </a:gs>
           </a:gsLst>
-          <a:lin ang="16200000" scaled="0"/>
+          <a:lin ang="5400000" scaled="0"/>
         </a:gradFill>
       </a:fillStyleLst>
       <a:lnStyleLst>
-        <a:ln w="9525" cap="flat" cmpd="sng" algn="ctr">
-          <a:solidFill>
-            <a:schemeClr val="phClr">
-              <a:shade val="95000"/>
-              <a:satMod val="105000"/>
-            </a:schemeClr>
-          </a:solidFill>
-          <a:prstDash val="solid"/>
-        </a:ln>
-        <a:ln w="25400" cap="flat" cmpd="sng" algn="ctr">
+        <a:ln w="6350" cap="flat" cmpd="sng" algn="ctr">
           <a:solidFill>
             <a:schemeClr val="phClr"/>
           </a:solidFill>
           <a:prstDash val="solid"/>
+          <a:miter lim="800000"/>
         </a:ln>
-        <a:ln w="38100" cap="flat" cmpd="sng" algn="ctr">
+        <a:ln w="12700" cap="flat" cmpd="sng" algn="ctr">
           <a:solidFill>
             <a:schemeClr val="phClr"/>
           </a:solidFill>
           <a:prstDash val="solid"/>
+          <a:miter lim="800000"/>
+        </a:ln>
+        <a:ln w="19050" cap="flat" cmpd="sng" algn="ctr">
+          <a:solidFill>
+            <a:schemeClr val="phClr"/>
+          </a:solidFill>
+          <a:prstDash val="solid"/>
+          <a:miter lim="800000"/>
         </a:ln>
       </a:lnStyleLst>
       <a:effectStyleLst>
         <a:effectStyle>
+          <a:effectLst/>
+        </a:effectStyle>
+        <a:effectStyle>
+          <a:effectLst/>
+        </a:effectStyle>
+        <a:effectStyle>
           <a:effectLst>
-            <a:outerShdw blurRad="40000" dist="20000" dir="5400000" rotWithShape="0">
+            <a:outerShdw blurRad="57150" dist="19050" dir="5400000" algn="ctr" rotWithShape="0">
               <a:srgbClr val="000000">
-                <a:alpha val="38000"/>
+                <a:alpha val="63000"/>
               </a:srgbClr>
             </a:outerShdw>
           </a:effectLst>
-        </a:effectStyle>
-        <a:effectStyle>
-          <a:effectLst>
-            <a:outerShdw blurRad="40000" dist="23000" dir="5400000" rotWithShape="0">
-              <a:srgbClr val="000000">
-                <a:alpha val="35000"/>
-              </a:srgbClr>
-            </a:outerShdw>
-          </a:effectLst>
-        </a:effectStyle>
-        <a:effectStyle>
-          <a:effectLst>
-            <a:outerShdw blurRad="40000" dist="23000" dir="5400000" rotWithShape="0">
-              <a:srgbClr val="000000">
-                <a:alpha val="35000"/>
-              </a:srgbClr>
-            </a:outerShdw>
-          </a:effectLst>
-          <a:scene3d>
-            <a:camera prst="orthographicFront">
-              <a:rot lat="0" lon="0" rev="0"/>
-            </a:camera>
-            <a:lightRig rig="threePt" dir="t">
-              <a:rot lat="0" lon="0" rev="1200000"/>
-            </a:lightRig>
-          </a:scene3d>
-          <a:sp3d>
-            <a:bevelT w="63500" h="25400"/>
-          </a:sp3d>
         </a:effectStyle>
       </a:effectStyleLst>
       <a:bgFillStyleLst>
         <a:solidFill>
           <a:schemeClr val="phClr"/>
         </a:solidFill>
+        <a:solidFill>
+          <a:schemeClr val="phClr">
+            <a:tint val="95000"/>
+            <a:satMod val="170000"/>
+          </a:schemeClr>
+        </a:solidFill>
         <a:gradFill rotWithShape="1">
           <a:gsLst>
             <a:gs pos="0">
               <a:schemeClr val="phClr">
-                <a:tint val="40000"/>
-                <a:satMod val="350000"/>
+                <a:tint val="93000"/>
+                <a:satMod val="150000"/>
+                <a:shade val="98000"/>
+                <a:lumMod val="102000"/>
               </a:schemeClr>
             </a:gs>
-            <a:gs pos="40000">
+            <a:gs pos="50000">
               <a:schemeClr val="phClr">
-                <a:tint val="45000"/>
-                <a:shade val="99000"/>
-                <a:satMod val="350000"/>
+                <a:tint val="98000"/>
+                <a:satMod val="130000"/>
+                <a:shade val="90000"/>
+                <a:lumMod val="103000"/>
               </a:schemeClr>
             </a:gs>
             <a:gs pos="100000">
               <a:schemeClr val="phClr">
-                <a:shade val="20000"/>
-                <a:satMod val="255000"/>
+                <a:shade val="63000"/>
+                <a:satMod val="120000"/>
               </a:schemeClr>
             </a:gs>
           </a:gsLst>
-          <a:path path="circle">
-            <a:fillToRect l="50000" t="-80000" r="50000" b="180000"/>
-          </a:path>
-        </a:gradFill>
-        <a:gradFill rotWithShape="1">
-          <a:gsLst>
-            <a:gs pos="0">
-              <a:schemeClr val="phClr">
-                <a:tint val="80000"/>
-                <a:satMod val="300000"/>
-              </a:schemeClr>
-            </a:gs>
-            <a:gs pos="100000">
-              <a:schemeClr val="phClr">
-                <a:shade val="30000"/>
-                <a:satMod val="200000"/>
-              </a:schemeClr>
-            </a:gs>
-          </a:gsLst>
-          <a:path path="circle">
-            <a:fillToRect l="50000" t="50000" r="50000" b="50000"/>
-          </a:path>
+          <a:lin ang="5400000" scaled="0"/>
         </a:gradFill>
       </a:bgFillStyleLst>
     </a:fmtScheme>
   </a:themeElements>
-  <a:objectDefaults>
-    <a:spDef>
-      <a:spPr/>
-      <a:bodyPr/>
-      <a:lstStyle/>
-      <a:style>
-        <a:lnRef idx="1">
-          <a:schemeClr val="accent1"/>
-        </a:lnRef>
-        <a:fillRef idx="3">
-          <a:schemeClr val="accent1"/>
-        </a:fillRef>
-        <a:effectRef idx="2">
-          <a:schemeClr val="accent1"/>
-        </a:effectRef>
-        <a:fontRef idx="minor">
-          <a:schemeClr val="lt1"/>
-        </a:fontRef>
-      </a:style>
-    </a:spDef>
-    <a:lnDef>
-      <a:spPr/>
-      <a:bodyPr/>
-      <a:lstStyle/>
-      <a:style>
-        <a:lnRef idx="2">
-          <a:schemeClr val="accent1"/>
-        </a:lnRef>
-        <a:fillRef idx="0">
-          <a:schemeClr val="accent1"/>
-        </a:fillRef>
-        <a:effectRef idx="1">
-          <a:schemeClr val="accent1"/>
-        </a:effectRef>
-        <a:fontRef idx="minor">
-          <a:schemeClr val="tx1"/>
-        </a:fontRef>
-      </a:style>
-    </a:lnDef>
-  </a:objectDefaults>
+  <a:objectDefaults/>
   <a:extraClrSchemeLst/>
+  <a:extLst>
+    <a:ext uri="{05A4C25C-085E-4340-85A3-A5531E510DB2}">
+      <thm15:themeFamily xmlns:thm15="http://schemas.microsoft.com/office/thememl/2012/main" name="Office Theme" id="{2E142A2C-CD16-42D6-873A-C26D2A0506FA}" vid="{1BDDFF52-6CD6-40A5-AB3C-68EB2F1E4D0A}"/>
+    </a:ext>
+  </a:extLst>
 </a:theme>
 </file>
--- a/docs/notes/sexsel.docx
+++ b/docs/notes/sexsel.docx
@@ -1323,7 +1323,7 @@
         <w:pStyle w:val="Compact"/>
         <w:numPr>
           <w:ilvl w:val="0"/>
-          <w:numId w:val="1010"/>
+          <w:numId w:val="1011"/>
         </w:numPr>
       </w:pPr>
       <w:r>
@@ -2903,7 +2903,7 @@
         <w:pStyle w:val="FirstParagraph"/>
       </w:pPr>
       <w:r>
-        <w:t xml:space="preserve">Last updated: 2025-08-06 19:25:55.443378</w:t>
+        <w:t xml:space="preserve">Last updated: 2025-08-21 15:01:49.009029</w:t>
       </w:r>
     </w:p>
     <w:bookmarkEnd w:id="63"/>

--- a/docs/notes/sexsel.docx
+++ b/docs/notes/sexsel.docx
@@ -15,7 +15,7 @@
         <w:pStyle w:val="Date"/>
       </w:pPr>
       <w:r>
-        <w:t xml:space="preserve">2 April 2023</w:t>
+        <w:t xml:space="preserve">16 Nov 2025</w:t>
       </w:r>
     </w:p>
     <w:p>
@@ -243,25 +243,13 @@
       </w:r>
     </w:p>
     <w:bookmarkEnd w:id="20"/>
-    <w:bookmarkStart w:id="21" w:name="zahavi-handicap-principle"/>
+    <w:bookmarkStart w:id="21" w:name="honest-signaling"/>
     <w:p>
       <w:pPr>
         <w:pStyle w:val="Heading2"/>
       </w:pPr>
       <w:r>
-        <w:t xml:space="preserve">Zahavi</w:t>
-      </w:r>
-      <w:r>
-        <w:t xml:space="preserve"> </w:t>
-      </w:r>
-      <w:r>
-        <w:t xml:space="preserve">“handicap”</w:t>
-      </w:r>
-      <w:r>
-        <w:t xml:space="preserve"> </w:t>
-      </w:r>
-      <w:r>
-        <w:t xml:space="preserve">principle</w:t>
+        <w:t xml:space="preserve">Honest signaling</w:t>
       </w:r>
     </w:p>
     <w:p>
@@ -269,29 +257,7 @@
         <w:pStyle w:val="FirstParagraph"/>
       </w:pPr>
       <w:r>
-        <w:t xml:space="preserve">The</w:t>
-      </w:r>
-      <w:r>
-        <w:t xml:space="preserve"> </w:t>
-      </w:r>
-      <w:r>
-        <w:rPr>
-          <w:b/>
-          <w:bCs/>
-        </w:rPr>
-        <w:t xml:space="preserve">handicap principle</w:t>
-      </w:r>
-      <w:r>
-        <w:t xml:space="preserve"> </w:t>
-      </w:r>
-      <w:r>
-        <w:t xml:space="preserve">says that</w:t>
-      </w:r>
-      <w:r>
-        <w:t xml:space="preserve"> </w:t>
-      </w:r>
-      <w:r>
-        <w:t xml:space="preserve">traits are not chosen despite their being costly, but</w:t>
+        <w:t xml:space="preserve">Honest signaling says that traits are not chosen despite their being costly, but</w:t>
       </w:r>
       <w:r>
         <w:t xml:space="preserve"> </w:t>
@@ -307,13 +273,7 @@
         <w:t xml:space="preserve"> </w:t>
       </w:r>
       <w:r>
-        <w:t xml:space="preserve">they are</w:t>
-      </w:r>
-      <w:r>
-        <w:t xml:space="preserve"> </w:t>
-      </w:r>
-      <w:r>
-        <w:t xml:space="preserve">costly.</w:t>
+        <w:t xml:space="preserve">they are costly.</w:t>
       </w:r>
       <w:r>
         <w:t xml:space="preserve"> </w:t>
@@ -397,13 +357,7 @@
         <w:t xml:space="preserve">“Zahavi”</w:t>
       </w:r>
       <w:r>
-        <w:t xml:space="preserve">) traits: expressed by everyone, but</w:t>
-      </w:r>
-      <w:r>
-        <w:t xml:space="preserve"> </w:t>
-      </w:r>
-      <w:r>
-        <w:t xml:space="preserve">kill off low-quality males (may not work??)</w:t>
+        <w:t xml:space="preserve">) traits: expressed by everyone, but penalizes low-quality males (signaling costs must be higher for low-quality males, or high-quality males must gain more from mating)</w:t>
       </w:r>
     </w:p>
     <w:p>
@@ -430,7 +384,7 @@
         <w:pStyle w:val="FirstParagraph"/>
       </w:pPr>
       <w:r>
-        <w:t xml:space="preserve">Problem with handicap principle: what maintains genetic variation for</w:t>
+        <w:t xml:space="preserve">Problem with traits as honest signals: what maintains genetic variation for</w:t>
       </w:r>
       <w:r>
         <w:t xml:space="preserve"> </w:t>
@@ -2903,7 +2857,7 @@
         <w:pStyle w:val="FirstParagraph"/>
       </w:pPr>
       <w:r>
-        <w:t xml:space="preserve">Last updated: 2025-08-21 15:01:49.009029</w:t>
+        <w:t xml:space="preserve">Last updated: 2025-11-16 11:13:28.306235</w:t>
       </w:r>
     </w:p>
     <w:bookmarkEnd w:id="63"/>

--- a/docs/notes/sexsel.docx
+++ b/docs/notes/sexsel.docx
@@ -1277,7 +1277,7 @@
         <w:pStyle w:val="Compact"/>
         <w:numPr>
           <w:ilvl w:val="0"/>
-          <w:numId w:val="1011"/>
+          <w:numId w:val="1010"/>
         </w:numPr>
       </w:pPr>
       <w:r>
@@ -2857,7 +2857,7 @@
         <w:pStyle w:val="FirstParagraph"/>
       </w:pPr>
       <w:r>
-        <w:t xml:space="preserve">Last updated: 2025-11-16 11:13:28.306235</w:t>
+        <w:t xml:space="preserve">Last updated: 2025-11-23 17:05:11.920492</w:t>
       </w:r>
     </w:p>
     <w:bookmarkEnd w:id="63"/>
